--- a/Documentacion SplitGroup.docx
+++ b/Documentacion SplitGroup.docx
@@ -12,7 +12,6 @@
         <w:spacing w:after="200"/>
         <w:jc w:val="center"/>
       </w:pPr>
-      <w:proofErr w:type="spellStart"/>
       <w:r>
         <w:rPr>
           <w:b/>
@@ -23,7 +22,6 @@
         </w:rPr>
         <w:t>SplitGroup</w:t>
       </w:r>
-      <w:proofErr w:type="spellEnd"/>
     </w:p>
     <w:p>
       <w:pPr>
@@ -52,51 +50,7 @@
           <w:sz w:val="24"/>
           <w:szCs w:val="24"/>
         </w:rPr>
-        <w:t xml:space="preserve">Trabajo de Fin de </w:t>
-      </w:r>
-      <w:proofErr w:type="gramStart"/>
-      <w:r>
-        <w:rPr>
-          <w:i/>
-          <w:iCs/>
-          <w:color w:val="6B7280"/>
-          <w:sz w:val="24"/>
-          <w:szCs w:val="24"/>
-        </w:rPr>
-        <w:t>Grado  ·</w:t>
-      </w:r>
-      <w:proofErr w:type="gramEnd"/>
-      <w:r>
-        <w:rPr>
-          <w:i/>
-          <w:iCs/>
-          <w:color w:val="6B7280"/>
-          <w:sz w:val="24"/>
-          <w:szCs w:val="24"/>
-        </w:rPr>
-        <w:t xml:space="preserve">  </w:t>
-      </w:r>
-      <w:proofErr w:type="gramStart"/>
-      <w:r>
-        <w:rPr>
-          <w:i/>
-          <w:iCs/>
-          <w:color w:val="6B7280"/>
-          <w:sz w:val="24"/>
-          <w:szCs w:val="24"/>
-        </w:rPr>
-        <w:t>DAM  ·</w:t>
-      </w:r>
-      <w:proofErr w:type="gramEnd"/>
-      <w:r>
-        <w:rPr>
-          <w:i/>
-          <w:iCs/>
-          <w:color w:val="6B7280"/>
-          <w:sz w:val="24"/>
-          <w:szCs w:val="24"/>
-        </w:rPr>
-        <w:t xml:space="preserve">  2025-2026</w:t>
+        <w:t>Trabajo de Fin de Grado  ·  DAM  ·  2025-2026</w:t>
       </w:r>
     </w:p>
     <w:tbl>
@@ -121,12 +75,6 @@
         <w:gridCol w:w="3600"/>
       </w:tblGrid>
       <w:tr>
-        <w:tblPrEx>
-          <w:tblCellMar>
-            <w:top w:w="0" w:type="dxa"/>
-            <w:bottom w:w="0" w:type="dxa"/>
-          </w:tblCellMar>
-        </w:tblPrEx>
         <w:tc>
           <w:tcPr>
             <w:tcW w:w="2400" w:type="dxa"/>
@@ -187,12 +135,6 @@
         </w:tc>
       </w:tr>
       <w:tr>
-        <w:tblPrEx>
-          <w:tblCellMar>
-            <w:top w:w="0" w:type="dxa"/>
-            <w:bottom w:w="0" w:type="dxa"/>
-          </w:tblCellMar>
-        </w:tblPrEx>
         <w:tc>
           <w:tcPr>
             <w:tcW w:w="2400" w:type="dxa"/>
@@ -253,12 +195,6 @@
         </w:tc>
       </w:tr>
       <w:tr>
-        <w:tblPrEx>
-          <w:tblCellMar>
-            <w:top w:w="0" w:type="dxa"/>
-            <w:bottom w:w="0" w:type="dxa"/>
-          </w:tblCellMar>
-        </w:tblPrEx>
         <w:tc>
           <w:tcPr>
             <w:tcW w:w="2400" w:type="dxa"/>
@@ -319,12 +255,6 @@
         </w:tc>
       </w:tr>
       <w:tr>
-        <w:tblPrEx>
-          <w:tblCellMar>
-            <w:top w:w="0" w:type="dxa"/>
-            <w:bottom w:w="0" w:type="dxa"/>
-          </w:tblCellMar>
-        </w:tblPrEx>
         <w:tc>
           <w:tcPr>
             <w:tcW w:w="2400" w:type="dxa"/>
@@ -385,12 +315,6 @@
         </w:tc>
       </w:tr>
       <w:tr>
-        <w:tblPrEx>
-          <w:tblCellMar>
-            <w:top w:w="0" w:type="dxa"/>
-            <w:bottom w:w="0" w:type="dxa"/>
-          </w:tblCellMar>
-        </w:tblPrEx>
         <w:tc>
           <w:tcPr>
             <w:tcW w:w="2400" w:type="dxa"/>
@@ -483,19 +407,11 @@
           <w:color w:val="111827"/>
         </w:rPr>
       </w:pPr>
-      <w:proofErr w:type="spellStart"/>
-      <w:r>
-        <w:rPr>
-          <w:color w:val="111827"/>
-        </w:rPr>
-        <w:t>SplitGroup</w:t>
-      </w:r>
-      <w:proofErr w:type="spellEnd"/>
-      <w:r>
-        <w:rPr>
-          <w:color w:val="111827"/>
-        </w:rPr>
-        <w:t xml:space="preserve"> es una aplicación multiplataforma pensada para gestionar gastos compartidos entre varias personas, como por ejemplo amigos, compañeros de piso o familiares.</w:t>
+      <w:r>
+        <w:rPr>
+          <w:color w:val="111827"/>
+        </w:rPr>
+        <w:t>SplitGroup es una aplicación multiplataforma pensada para gestionar gastos compartidos entre varias personas, como por ejemplo amigos, compañeros de piso o familiares.</w:t>
       </w:r>
     </w:p>
     <w:p>
@@ -622,21 +538,7 @@
         <w:rPr>
           <w:color w:val="111827"/>
         </w:rPr>
-        <w:t xml:space="preserve">Utilizar tecnologías actuales del ecosistema web (Angular y </w:t>
-      </w:r>
-      <w:proofErr w:type="spellStart"/>
-      <w:r>
-        <w:rPr>
-          <w:color w:val="111827"/>
-        </w:rPr>
-        <w:t>Firebase</w:t>
-      </w:r>
-      <w:proofErr w:type="spellEnd"/>
-      <w:r>
-        <w:rPr>
-          <w:color w:val="111827"/>
-        </w:rPr>
-        <w:t xml:space="preserve">). </w:t>
+        <w:t xml:space="preserve">Utilizar tecnologías actuales del ecosistema web (Angular y Firebase). </w:t>
       </w:r>
     </w:p>
     <w:p>
@@ -654,21 +556,7 @@
         <w:rPr>
           <w:color w:val="111827"/>
         </w:rPr>
-        <w:t xml:space="preserve">Como posible ampliación, adaptar la aplicación a formato móvil mediante </w:t>
-      </w:r>
-      <w:proofErr w:type="spellStart"/>
-      <w:r>
-        <w:rPr>
-          <w:color w:val="111827"/>
-        </w:rPr>
-        <w:t>Ionic</w:t>
-      </w:r>
-      <w:proofErr w:type="spellEnd"/>
-      <w:r>
-        <w:rPr>
-          <w:color w:val="111827"/>
-        </w:rPr>
-        <w:t>.</w:t>
+        <w:t>Como posible ampliación, adaptar la aplicación a formato móvil mediante Ionic.</w:t>
       </w:r>
     </w:p>
     <w:p>
@@ -713,21 +601,7 @@
         <w:rPr>
           <w:color w:val="111827"/>
         </w:rPr>
-        <w:t xml:space="preserve">A </w:t>
-      </w:r>
-      <w:proofErr w:type="gramStart"/>
-      <w:r>
-        <w:rPr>
-          <w:color w:val="111827"/>
-        </w:rPr>
-        <w:t>continuación</w:t>
-      </w:r>
-      <w:proofErr w:type="gramEnd"/>
-      <w:r>
-        <w:rPr>
-          <w:color w:val="111827"/>
-        </w:rPr>
-        <w:t xml:space="preserve"> se resumen las principales tecnologías utilizadas en el proyecto y el papel que cumple cada una dentro de la aplicación:</w:t>
+        <w:t>A continuación se resumen las principales tecnologías utilizadas en el proyecto y el papel que cumple cada una dentro de la aplicación:</w:t>
       </w:r>
     </w:p>
     <w:p>
@@ -758,12 +632,6 @@
         <w:gridCol w:w="3263"/>
       </w:tblGrid>
       <w:tr>
-        <w:tblPrEx>
-          <w:tblCellMar>
-            <w:top w:w="0" w:type="dxa"/>
-            <w:bottom w:w="0" w:type="dxa"/>
-          </w:tblCellMar>
-        </w:tblPrEx>
         <w:trPr>
           <w:tblHeader/>
         </w:trPr>
@@ -859,12 +727,6 @@
         </w:tc>
       </w:tr>
       <w:tr>
-        <w:tblPrEx>
-          <w:tblCellMar>
-            <w:top w:w="0" w:type="dxa"/>
-            <w:bottom w:w="0" w:type="dxa"/>
-          </w:tblCellMar>
-        </w:tblPrEx>
         <w:tc>
           <w:tcPr>
             <w:tcW w:w="2500" w:type="dxa"/>
@@ -917,25 +779,7 @@
                 <w:sz w:val="20"/>
                 <w:szCs w:val="20"/>
               </w:rPr>
-              <w:t>v20.3.x (</w:t>
-            </w:r>
-            <w:proofErr w:type="spellStart"/>
-            <w:r>
-              <w:rPr>
-                <w:color w:val="111827"/>
-                <w:sz w:val="20"/>
-                <w:szCs w:val="20"/>
-              </w:rPr>
-              <w:t>Standalone</w:t>
-            </w:r>
-            <w:proofErr w:type="spellEnd"/>
-            <w:r>
-              <w:rPr>
-                <w:color w:val="111827"/>
-                <w:sz w:val="20"/>
-                <w:szCs w:val="20"/>
-              </w:rPr>
-              <w:t>)</w:t>
+              <w:t>v20.3.x (Standalone)</w:t>
             </w:r>
           </w:p>
         </w:tc>
@@ -969,12 +813,6 @@
         </w:tc>
       </w:tr>
       <w:tr>
-        <w:tblPrEx>
-          <w:tblCellMar>
-            <w:top w:w="0" w:type="dxa"/>
-            <w:bottom w:w="0" w:type="dxa"/>
-          </w:tblCellMar>
-        </w:tblPrEx>
         <w:tc>
           <w:tcPr>
             <w:tcW w:w="2500" w:type="dxa"/>
@@ -993,7 +831,6 @@
             </w:tcMar>
           </w:tcPr>
           <w:p>
-            <w:proofErr w:type="spellStart"/>
             <w:r>
               <w:rPr>
                 <w:color w:val="111827"/>
@@ -1002,7 +839,6 @@
               </w:rPr>
               <w:t>TypeScript</w:t>
             </w:r>
-            <w:proofErr w:type="spellEnd"/>
           </w:p>
         </w:tc>
         <w:tc>
@@ -1063,12 +899,6 @@
         </w:tc>
       </w:tr>
       <w:tr>
-        <w:tblPrEx>
-          <w:tblCellMar>
-            <w:top w:w="0" w:type="dxa"/>
-            <w:bottom w:w="0" w:type="dxa"/>
-          </w:tblCellMar>
-        </w:tblPrEx>
         <w:tc>
           <w:tcPr>
             <w:tcW w:w="2500" w:type="dxa"/>
@@ -1155,12 +985,6 @@
         </w:tc>
       </w:tr>
       <w:tr>
-        <w:tblPrEx>
-          <w:tblCellMar>
-            <w:top w:w="0" w:type="dxa"/>
-            <w:bottom w:w="0" w:type="dxa"/>
-          </w:tblCellMar>
-        </w:tblPrEx>
         <w:tc>
           <w:tcPr>
             <w:tcW w:w="2500" w:type="dxa"/>
@@ -1179,23 +1003,13 @@
             </w:tcMar>
           </w:tcPr>
           <w:p>
-            <w:proofErr w:type="spellStart"/>
             <w:r>
               <w:rPr>
                 <w:color w:val="111827"/>
                 <w:sz w:val="20"/>
                 <w:szCs w:val="20"/>
               </w:rPr>
-              <w:t>Firebase</w:t>
-            </w:r>
-            <w:proofErr w:type="spellEnd"/>
-            <w:r>
-              <w:rPr>
-                <w:color w:val="111827"/>
-                <w:sz w:val="20"/>
-                <w:szCs w:val="20"/>
-              </w:rPr>
-              <w:t xml:space="preserve"> Auth</w:t>
+              <w:t>Firebase Auth</w:t>
             </w:r>
           </w:p>
         </w:tc>
@@ -1257,12 +1071,6 @@
         </w:tc>
       </w:tr>
       <w:tr>
-        <w:tblPrEx>
-          <w:tblCellMar>
-            <w:top w:w="0" w:type="dxa"/>
-            <w:bottom w:w="0" w:type="dxa"/>
-          </w:tblCellMar>
-        </w:tblPrEx>
         <w:tc>
           <w:tcPr>
             <w:tcW w:w="2500" w:type="dxa"/>
@@ -1281,7 +1089,6 @@
             </w:tcMar>
           </w:tcPr>
           <w:p>
-            <w:proofErr w:type="spellStart"/>
             <w:r>
               <w:rPr>
                 <w:color w:val="111827"/>
@@ -1290,7 +1097,6 @@
               </w:rPr>
               <w:t>Firestore</w:t>
             </w:r>
-            <w:proofErr w:type="spellEnd"/>
           </w:p>
         </w:tc>
         <w:tc>
@@ -1351,12 +1157,6 @@
         </w:tc>
       </w:tr>
       <w:tr>
-        <w:tblPrEx>
-          <w:tblCellMar>
-            <w:top w:w="0" w:type="dxa"/>
-            <w:bottom w:w="0" w:type="dxa"/>
-          </w:tblCellMar>
-        </w:tblPrEx>
         <w:tc>
           <w:tcPr>
             <w:tcW w:w="2500" w:type="dxa"/>
@@ -1375,7 +1175,6 @@
             </w:tcMar>
           </w:tcPr>
           <w:p>
-            <w:proofErr w:type="spellStart"/>
             <w:r>
               <w:rPr>
                 <w:color w:val="111827"/>
@@ -1384,7 +1183,6 @@
               </w:rPr>
               <w:t>AngularFire</w:t>
             </w:r>
-            <w:proofErr w:type="spellEnd"/>
           </w:p>
         </w:tc>
         <w:tc>
@@ -1439,28 +1237,12 @@
                 <w:sz w:val="20"/>
                 <w:szCs w:val="20"/>
               </w:rPr>
-              <w:t xml:space="preserve">Integración oficial Angular + </w:t>
-            </w:r>
-            <w:proofErr w:type="spellStart"/>
-            <w:r>
-              <w:rPr>
-                <w:color w:val="111827"/>
-                <w:sz w:val="20"/>
-                <w:szCs w:val="20"/>
-              </w:rPr>
-              <w:t>Firebase</w:t>
-            </w:r>
-            <w:proofErr w:type="spellEnd"/>
+              <w:t>Integración oficial Angular + Firebase</w:t>
+            </w:r>
           </w:p>
         </w:tc>
       </w:tr>
       <w:tr>
-        <w:tblPrEx>
-          <w:tblCellMar>
-            <w:top w:w="0" w:type="dxa"/>
-            <w:bottom w:w="0" w:type="dxa"/>
-          </w:tblCellMar>
-        </w:tblPrEx>
         <w:tc>
           <w:tcPr>
             <w:tcW w:w="2500" w:type="dxa"/>
@@ -1485,18 +1267,8 @@
                 <w:sz w:val="20"/>
                 <w:szCs w:val="20"/>
               </w:rPr>
-              <w:t xml:space="preserve">Angular </w:t>
-            </w:r>
-            <w:proofErr w:type="spellStart"/>
-            <w:r>
-              <w:rPr>
-                <w:color w:val="111827"/>
-                <w:sz w:val="20"/>
-                <w:szCs w:val="20"/>
-              </w:rPr>
-              <w:t>Router</w:t>
-            </w:r>
-            <w:proofErr w:type="spellEnd"/>
+              <w:t>Angular Router</w:t>
+            </w:r>
           </w:p>
         </w:tc>
         <w:tc>
@@ -1557,12 +1329,6 @@
         </w:tc>
       </w:tr>
       <w:tr>
-        <w:tblPrEx>
-          <w:tblCellMar>
-            <w:top w:w="0" w:type="dxa"/>
-            <w:bottom w:w="0" w:type="dxa"/>
-          </w:tblCellMar>
-        </w:tblPrEx>
         <w:tc>
           <w:tcPr>
             <w:tcW w:w="2500" w:type="dxa"/>
@@ -1649,12 +1415,6 @@
         </w:tc>
       </w:tr>
       <w:tr>
-        <w:tblPrEx>
-          <w:tblCellMar>
-            <w:top w:w="0" w:type="dxa"/>
-            <w:bottom w:w="0" w:type="dxa"/>
-          </w:tblCellMar>
-        </w:tblPrEx>
         <w:tc>
           <w:tcPr>
             <w:tcW w:w="2500" w:type="dxa"/>
@@ -1741,12 +1501,6 @@
         </w:tc>
       </w:tr>
       <w:tr>
-        <w:tblPrEx>
-          <w:tblCellMar>
-            <w:top w:w="0" w:type="dxa"/>
-            <w:bottom w:w="0" w:type="dxa"/>
-          </w:tblCellMar>
-        </w:tblPrEx>
         <w:tc>
           <w:tcPr>
             <w:tcW w:w="2500" w:type="dxa"/>
@@ -1833,12 +1587,6 @@
         </w:tc>
       </w:tr>
       <w:tr>
-        <w:tblPrEx>
-          <w:tblCellMar>
-            <w:top w:w="0" w:type="dxa"/>
-            <w:bottom w:w="0" w:type="dxa"/>
-          </w:tblCellMar>
-        </w:tblPrEx>
         <w:tc>
           <w:tcPr>
             <w:tcW w:w="2500" w:type="dxa"/>
@@ -1857,7 +1605,6 @@
             </w:tcMar>
           </w:tcPr>
           <w:p>
-            <w:proofErr w:type="spellStart"/>
             <w:r>
               <w:rPr>
                 <w:color w:val="111827"/>
@@ -1866,7 +1613,6 @@
               </w:rPr>
               <w:t>Figma</w:t>
             </w:r>
-            <w:proofErr w:type="spellEnd"/>
           </w:p>
         </w:tc>
         <w:tc>
@@ -1965,77 +1711,7 @@
         <w:rPr>
           <w:color w:val="111827"/>
         </w:rPr>
-        <w:t xml:space="preserve">El proyecto sigue la estructura estándar generada por Angular CLI, con la fuente en la carpeta </w:t>
-      </w:r>
-      <w:proofErr w:type="spellStart"/>
-      <w:r>
-        <w:rPr>
-          <w:color w:val="111827"/>
-        </w:rPr>
-        <w:t>src</w:t>
-      </w:r>
-      <w:proofErr w:type="spellEnd"/>
-      <w:r>
-        <w:rPr>
-          <w:color w:val="111827"/>
-        </w:rPr>
-        <w:t>/</w:t>
-      </w:r>
-      <w:proofErr w:type="gramStart"/>
-      <w:r>
-        <w:rPr>
-          <w:color w:val="111827"/>
-        </w:rPr>
-        <w:t>app</w:t>
-      </w:r>
-      <w:proofErr w:type="gramEnd"/>
-      <w:r>
-        <w:rPr>
-          <w:color w:val="111827"/>
-        </w:rPr>
-        <w:t>. Cada componente dispone de sus propios archivos .</w:t>
-      </w:r>
-      <w:proofErr w:type="spellStart"/>
-      <w:r>
-        <w:rPr>
-          <w:color w:val="111827"/>
-        </w:rPr>
-        <w:t>ts</w:t>
-      </w:r>
-      <w:proofErr w:type="spellEnd"/>
-      <w:r>
-        <w:rPr>
-          <w:color w:val="111827"/>
-        </w:rPr>
-        <w:t>, .</w:t>
-      </w:r>
-      <w:proofErr w:type="spellStart"/>
-      <w:r>
-        <w:rPr>
-          <w:color w:val="111827"/>
-        </w:rPr>
-        <w:t>html</w:t>
-      </w:r>
-      <w:proofErr w:type="spellEnd"/>
-      <w:r>
-        <w:rPr>
-          <w:color w:val="111827"/>
-        </w:rPr>
-        <w:t xml:space="preserve"> y .</w:t>
-      </w:r>
-      <w:proofErr w:type="spellStart"/>
-      <w:r>
-        <w:rPr>
-          <w:color w:val="111827"/>
-        </w:rPr>
-        <w:t>css</w:t>
-      </w:r>
-      <w:proofErr w:type="spellEnd"/>
-      <w:r>
-        <w:rPr>
-          <w:color w:val="111827"/>
-        </w:rPr>
-        <w:t>:</w:t>
+        <w:t>El proyecto sigue la estructura estándar generada por Angular CLI, con la fuente en la carpeta src/app. Cada componente dispone de sus propios archivos .ts, .html y .css:</w:t>
       </w:r>
     </w:p>
     <w:p>
@@ -2079,35 +1755,7 @@
         <w:rPr>
           <w:color w:val="111827"/>
         </w:rPr>
-        <w:t xml:space="preserve">La aplicación sigue el enfoque habitual de Angular basado en componentes, utilizando en este caso componentes </w:t>
-      </w:r>
-      <w:proofErr w:type="spellStart"/>
-      <w:r>
-        <w:rPr>
-          <w:color w:val="111827"/>
-        </w:rPr>
-        <w:t>standalone</w:t>
-      </w:r>
-      <w:proofErr w:type="spellEnd"/>
-      <w:r>
-        <w:rPr>
-          <w:color w:val="111827"/>
-        </w:rPr>
-        <w:t xml:space="preserve">, que simplifican bastante la estructura del proyecto al no depender de </w:t>
-      </w:r>
-      <w:proofErr w:type="spellStart"/>
-      <w:r>
-        <w:rPr>
-          <w:color w:val="111827"/>
-        </w:rPr>
-        <w:t>NgModules</w:t>
-      </w:r>
-      <w:proofErr w:type="spellEnd"/>
-      <w:r>
-        <w:rPr>
-          <w:color w:val="111827"/>
-        </w:rPr>
-        <w:t>.</w:t>
+        <w:t>La aplicación sigue el enfoque habitual de Angular basado en componentes, utilizando en este caso componentes standalone, que simplifican bastante la estructura del proyecto al no depender de NgModules.</w:t>
       </w:r>
     </w:p>
     <w:p>
@@ -2175,21 +1823,7 @@
         <w:rPr>
           <w:color w:val="111827"/>
         </w:rPr>
-        <w:t xml:space="preserve">La navegación se realiza mediante el </w:t>
-      </w:r>
-      <w:proofErr w:type="spellStart"/>
-      <w:r>
-        <w:rPr>
-          <w:color w:val="111827"/>
-        </w:rPr>
-        <w:t>router</w:t>
-      </w:r>
-      <w:proofErr w:type="spellEnd"/>
-      <w:r>
-        <w:rPr>
-          <w:color w:val="111827"/>
-        </w:rPr>
-        <w:t xml:space="preserve"> de Angular, sin recargar la página. </w:t>
+        <w:t xml:space="preserve">La navegación se realiza mediante el router de Angular, sin recargar la página. </w:t>
       </w:r>
     </w:p>
     <w:p>
@@ -2207,21 +1841,7 @@
         <w:rPr>
           <w:color w:val="111827"/>
         </w:rPr>
-        <w:t xml:space="preserve">Para la gestión del estado en componentes sencillos se están utilizando </w:t>
-      </w:r>
-      <w:proofErr w:type="spellStart"/>
-      <w:r>
-        <w:rPr>
-          <w:color w:val="111827"/>
-        </w:rPr>
-        <w:t>signals</w:t>
-      </w:r>
-      <w:proofErr w:type="spellEnd"/>
-      <w:r>
-        <w:rPr>
-          <w:color w:val="111827"/>
-        </w:rPr>
-        <w:t>, ya que encajan bien con el tipo de interfaz que se está construyendo.</w:t>
+        <w:t>Para la gestión del estado en componentes sencillos se están utilizando signals, ya que encajan bien con el tipo de interfaz que se está construyendo.</w:t>
       </w:r>
     </w:p>
     <w:p>
@@ -2274,12 +1894,6 @@
         <w:gridCol w:w="9026"/>
       </w:tblGrid>
       <w:tr>
-        <w:tblPrEx>
-          <w:tblCellMar>
-            <w:top w:w="0" w:type="dxa"/>
-            <w:bottom w:w="0" w:type="dxa"/>
-          </w:tblCellMar>
-        </w:tblPrEx>
         <w:tc>
           <w:tcPr>
             <w:tcW w:w="9026" w:type="dxa"/>
@@ -2310,20 +1924,8 @@
                 <w:sz w:val="20"/>
                 <w:szCs w:val="20"/>
               </w:rPr>
-              <w:t xml:space="preserve">[ Captura de </w:t>
-            </w:r>
-            <w:proofErr w:type="gramStart"/>
-            <w:r>
-              <w:rPr>
-                <w:b/>
-                <w:bCs/>
-                <w:color w:val="9CA3AF"/>
-                <w:sz w:val="20"/>
-                <w:szCs w:val="20"/>
-              </w:rPr>
-              <w:t>pantalla ]</w:t>
-            </w:r>
-            <w:proofErr w:type="gramEnd"/>
+              <w:t>[ Captura de pantalla ]</w:t>
+            </w:r>
           </w:p>
           <w:p>
             <w:pPr>
@@ -2361,21 +1963,7 @@
         <w:rPr>
           <w:color w:val="111827"/>
         </w:rPr>
-        <w:t>El usuario accede a la raíz / y es redirigido automáticamente a /</w:t>
-      </w:r>
-      <w:proofErr w:type="spellStart"/>
-      <w:r>
-        <w:rPr>
-          <w:color w:val="111827"/>
-        </w:rPr>
-        <w:t>login</w:t>
-      </w:r>
-      <w:proofErr w:type="spellEnd"/>
-      <w:r>
-        <w:rPr>
-          <w:color w:val="111827"/>
-        </w:rPr>
-        <w:t>.</w:t>
+        <w:t>El usuario accede a la raíz / y es redirigido automáticamente a /login.</w:t>
       </w:r>
     </w:p>
     <w:p>
@@ -2391,21 +1979,7 @@
         <w:rPr>
           <w:color w:val="111827"/>
         </w:rPr>
-        <w:t xml:space="preserve">En la pantalla de </w:t>
-      </w:r>
-      <w:proofErr w:type="spellStart"/>
-      <w:r>
-        <w:rPr>
-          <w:color w:val="111827"/>
-        </w:rPr>
-        <w:t>login</w:t>
-      </w:r>
-      <w:proofErr w:type="spellEnd"/>
-      <w:r>
-        <w:rPr>
-          <w:color w:val="111827"/>
-        </w:rPr>
-        <w:t>, puede iniciar sesión o crear una cuenta nueva.</w:t>
+        <w:t>En la pantalla de login, puede iniciar sesión o crear una cuenta nueva.</w:t>
       </w:r>
     </w:p>
     <w:p>
@@ -2437,35 +2011,7 @@
         <w:rPr>
           <w:color w:val="111827"/>
         </w:rPr>
-        <w:t xml:space="preserve">La </w:t>
-      </w:r>
-      <w:proofErr w:type="spellStart"/>
-      <w:r>
-        <w:rPr>
-          <w:color w:val="111827"/>
-        </w:rPr>
-        <w:t>navbar</w:t>
-      </w:r>
-      <w:proofErr w:type="spellEnd"/>
-      <w:r>
-        <w:rPr>
-          <w:color w:val="111827"/>
-        </w:rPr>
-        <w:t xml:space="preserve"> solo es visible cuando el usuario está en rutas distintas a /</w:t>
-      </w:r>
-      <w:proofErr w:type="spellStart"/>
-      <w:r>
-        <w:rPr>
-          <w:color w:val="111827"/>
-        </w:rPr>
-        <w:t>login</w:t>
-      </w:r>
-      <w:proofErr w:type="spellEnd"/>
-      <w:r>
-        <w:rPr>
-          <w:color w:val="111827"/>
-        </w:rPr>
-        <w:t>.</w:t>
+        <w:t>La navbar solo es visible cuando el usuario está en rutas distintas a /login.</w:t>
       </w:r>
     </w:p>
     <w:p>
@@ -2526,12 +2072,6 @@
         <w:gridCol w:w="2826"/>
       </w:tblGrid>
       <w:tr>
-        <w:tblPrEx>
-          <w:tblCellMar>
-            <w:top w:w="0" w:type="dxa"/>
-            <w:bottom w:w="0" w:type="dxa"/>
-          </w:tblCellMar>
-        </w:tblPrEx>
         <w:trPr>
           <w:tblHeader/>
         </w:trPr>
@@ -2627,12 +2167,6 @@
         </w:tc>
       </w:tr>
       <w:tr>
-        <w:tblPrEx>
-          <w:tblCellMar>
-            <w:top w:w="0" w:type="dxa"/>
-            <w:bottom w:w="0" w:type="dxa"/>
-          </w:tblCellMar>
-        </w:tblPrEx>
         <w:tc>
           <w:tcPr>
             <w:tcW w:w="2200" w:type="dxa"/>
@@ -2685,25 +2219,7 @@
                 <w:sz w:val="20"/>
                 <w:szCs w:val="20"/>
               </w:rPr>
-              <w:t xml:space="preserve">Base del proyecto: Angular, Bootstrap, </w:t>
-            </w:r>
-            <w:proofErr w:type="spellStart"/>
-            <w:r>
-              <w:rPr>
-                <w:color w:val="111827"/>
-                <w:sz w:val="20"/>
-                <w:szCs w:val="20"/>
-              </w:rPr>
-              <w:t>routing</w:t>
-            </w:r>
-            <w:proofErr w:type="spellEnd"/>
-            <w:r>
-              <w:rPr>
-                <w:color w:val="111827"/>
-                <w:sz w:val="20"/>
-                <w:szCs w:val="20"/>
-              </w:rPr>
-              <w:t xml:space="preserve"> inicial</w:t>
+              <w:t>Base del proyecto: Angular, Bootstrap, routing inicial</w:t>
             </w:r>
           </w:p>
         </w:tc>
@@ -2739,12 +2255,6 @@
         </w:tc>
       </w:tr>
       <w:tr>
-        <w:tblPrEx>
-          <w:tblCellMar>
-            <w:top w:w="0" w:type="dxa"/>
-            <w:bottom w:w="0" w:type="dxa"/>
-          </w:tblCellMar>
-        </w:tblPrEx>
         <w:tc>
           <w:tcPr>
             <w:tcW w:w="2200" w:type="dxa"/>
@@ -2797,43 +2307,7 @@
                 <w:sz w:val="20"/>
                 <w:szCs w:val="20"/>
               </w:rPr>
-              <w:t xml:space="preserve">Autenticación con </w:t>
-            </w:r>
-            <w:proofErr w:type="spellStart"/>
-            <w:r>
-              <w:rPr>
-                <w:color w:val="111827"/>
-                <w:sz w:val="20"/>
-                <w:szCs w:val="20"/>
-              </w:rPr>
-              <w:t>Firebase</w:t>
-            </w:r>
-            <w:proofErr w:type="spellEnd"/>
-            <w:r>
-              <w:rPr>
-                <w:color w:val="111827"/>
-                <w:sz w:val="20"/>
-                <w:szCs w:val="20"/>
-              </w:rPr>
-              <w:t xml:space="preserve"> Auth (</w:t>
-            </w:r>
-            <w:proofErr w:type="spellStart"/>
-            <w:r>
-              <w:rPr>
-                <w:color w:val="111827"/>
-                <w:sz w:val="20"/>
-                <w:szCs w:val="20"/>
-              </w:rPr>
-              <w:t>login</w:t>
-            </w:r>
-            <w:proofErr w:type="spellEnd"/>
-            <w:r>
-              <w:rPr>
-                <w:color w:val="111827"/>
-                <w:sz w:val="20"/>
-                <w:szCs w:val="20"/>
-              </w:rPr>
-              <w:t xml:space="preserve"> y registro)</w:t>
+              <w:t>Autenticación con Firebase Auth (login y registro)</w:t>
             </w:r>
           </w:p>
         </w:tc>
@@ -2869,12 +2343,6 @@
         </w:tc>
       </w:tr>
       <w:tr>
-        <w:tblPrEx>
-          <w:tblCellMar>
-            <w:top w:w="0" w:type="dxa"/>
-            <w:bottom w:w="0" w:type="dxa"/>
-          </w:tblCellMar>
-        </w:tblPrEx>
         <w:tc>
           <w:tcPr>
             <w:tcW w:w="2200" w:type="dxa"/>
@@ -2927,18 +2395,8 @@
                 <w:sz w:val="20"/>
                 <w:szCs w:val="20"/>
               </w:rPr>
-              <w:t xml:space="preserve">Gestión de grupos y participantes con </w:t>
-            </w:r>
-            <w:proofErr w:type="spellStart"/>
-            <w:r>
-              <w:rPr>
-                <w:color w:val="111827"/>
-                <w:sz w:val="20"/>
-                <w:szCs w:val="20"/>
-              </w:rPr>
-              <w:t>Firestore</w:t>
-            </w:r>
-            <w:proofErr w:type="spellEnd"/>
+              <w:t>Gestión de grupos y participantes con Firestore</w:t>
+            </w:r>
           </w:p>
         </w:tc>
         <w:tc>
@@ -2973,12 +2431,6 @@
         </w:tc>
       </w:tr>
       <w:tr>
-        <w:tblPrEx>
-          <w:tblCellMar>
-            <w:top w:w="0" w:type="dxa"/>
-            <w:bottom w:w="0" w:type="dxa"/>
-          </w:tblCellMar>
-        </w:tblPrEx>
         <w:tc>
           <w:tcPr>
             <w:tcW w:w="2200" w:type="dxa"/>
@@ -3072,12 +2524,6 @@
         </w:tc>
       </w:tr>
       <w:tr>
-        <w:tblPrEx>
-          <w:tblCellMar>
-            <w:top w:w="0" w:type="dxa"/>
-            <w:bottom w:w="0" w:type="dxa"/>
-          </w:tblCellMar>
-        </w:tblPrEx>
         <w:tc>
           <w:tcPr>
             <w:tcW w:w="2200" w:type="dxa"/>
@@ -3166,12 +2612,6 @@
         </w:tc>
       </w:tr>
       <w:tr>
-        <w:tblPrEx>
-          <w:tblCellMar>
-            <w:top w:w="0" w:type="dxa"/>
-            <w:bottom w:w="0" w:type="dxa"/>
-          </w:tblCellMar>
-        </w:tblPrEx>
         <w:tc>
           <w:tcPr>
             <w:tcW w:w="2200" w:type="dxa"/>
@@ -3260,12 +2700,6 @@
         </w:tc>
       </w:tr>
       <w:tr>
-        <w:tblPrEx>
-          <w:tblCellMar>
-            <w:top w:w="0" w:type="dxa"/>
-            <w:bottom w:w="0" w:type="dxa"/>
-          </w:tblCellMar>
-        </w:tblPrEx>
         <w:tc>
           <w:tcPr>
             <w:tcW w:w="2200" w:type="dxa"/>
@@ -3318,18 +2752,8 @@
                 <w:sz w:val="20"/>
                 <w:szCs w:val="20"/>
               </w:rPr>
-              <w:t xml:space="preserve">Pulido final y exportación móvil con </w:t>
-            </w:r>
-            <w:proofErr w:type="spellStart"/>
-            <w:r>
-              <w:rPr>
-                <w:color w:val="111827"/>
-                <w:sz w:val="20"/>
-                <w:szCs w:val="20"/>
-              </w:rPr>
-              <w:t>Ionic</w:t>
-            </w:r>
-            <w:proofErr w:type="spellEnd"/>
+              <w:t>Pulido final y exportación móvil con Ionic</w:t>
+            </w:r>
           </w:p>
         </w:tc>
         <w:tc>
@@ -3393,35 +2817,7 @@
         <w:rPr>
           <w:color w:val="111827"/>
         </w:rPr>
-        <w:t xml:space="preserve">El proyecto se generó con Angular CLI. Se instaló Bootstrap 5 como dependencia y se importó en el archivo styles.css global. Se configuró el </w:t>
-      </w:r>
-      <w:proofErr w:type="spellStart"/>
-      <w:r>
-        <w:rPr>
-          <w:color w:val="111827"/>
-        </w:rPr>
-        <w:t>router</w:t>
-      </w:r>
-      <w:proofErr w:type="spellEnd"/>
-      <w:r>
-        <w:rPr>
-          <w:color w:val="111827"/>
-        </w:rPr>
-        <w:t xml:space="preserve"> de Angular con una ruta por defecto que redirige a /gastos (posteriormente cambiada a /</w:t>
-      </w:r>
-      <w:proofErr w:type="spellStart"/>
-      <w:r>
-        <w:rPr>
-          <w:color w:val="111827"/>
-        </w:rPr>
-        <w:t>login</w:t>
-      </w:r>
-      <w:proofErr w:type="spellEnd"/>
-      <w:r>
-        <w:rPr>
-          <w:color w:val="111827"/>
-        </w:rPr>
-        <w:t xml:space="preserve"> al implementar la autenticación).</w:t>
+        <w:t>El proyecto se generó con Angular CLI. Se instaló Bootstrap 5 como dependencia y se importó en el archivo styles.css global. Se configuró el router de Angular con una ruta por defecto que redirige a /gastos (posteriormente cambiada a /login al implementar la autenticación).</w:t>
       </w:r>
     </w:p>
     <w:p>
@@ -3429,13 +2825,8 @@
         <w:pStyle w:val="Ttulo3"/>
       </w:pPr>
       <w:r>
-        <w:t xml:space="preserve">4.2.2 </w:t>
-      </w:r>
-      <w:proofErr w:type="spellStart"/>
-      <w:r>
-        <w:t>Navbar</w:t>
-      </w:r>
-      <w:proofErr w:type="spellEnd"/>
+        <w:t>4.2.2 Navbar</w:t>
+      </w:r>
     </w:p>
     <w:p>
       <w:pPr>
@@ -3549,35 +2940,7 @@
         <w:rPr>
           <w:color w:val="111827"/>
         </w:rPr>
-        <w:t xml:space="preserve">La </w:t>
-      </w:r>
-      <w:proofErr w:type="spellStart"/>
-      <w:r>
-        <w:rPr>
-          <w:color w:val="111827"/>
-        </w:rPr>
-        <w:t>navbar</w:t>
-      </w:r>
-      <w:proofErr w:type="spellEnd"/>
-      <w:r>
-        <w:rPr>
-          <w:color w:val="111827"/>
-        </w:rPr>
-        <w:t xml:space="preserve"> queda oculta en la ruta /</w:t>
-      </w:r>
-      <w:proofErr w:type="spellStart"/>
-      <w:r>
-        <w:rPr>
-          <w:color w:val="111827"/>
-        </w:rPr>
-        <w:t>login</w:t>
-      </w:r>
-      <w:proofErr w:type="spellEnd"/>
-      <w:r>
-        <w:rPr>
-          <w:color w:val="111827"/>
-        </w:rPr>
-        <w:t xml:space="preserve"> mediante una directiva @if en Angular.</w:t>
+        <w:t>La navbar queda oculta en la ruta /login mediante una directiva @if en Angular.</w:t>
       </w:r>
     </w:p>
     <w:p>
@@ -3606,12 +2969,6 @@
         <w:gridCol w:w="9026"/>
       </w:tblGrid>
       <w:tr>
-        <w:tblPrEx>
-          <w:tblCellMar>
-            <w:top w:w="0" w:type="dxa"/>
-            <w:bottom w:w="0" w:type="dxa"/>
-          </w:tblCellMar>
-        </w:tblPrEx>
         <w:tc>
           <w:tcPr>
             <w:tcW w:w="9026" w:type="dxa"/>
@@ -3642,26 +2999,13 @@
                 <w:sz w:val="20"/>
                 <w:szCs w:val="20"/>
               </w:rPr>
-              <w:t xml:space="preserve">[ Captura de </w:t>
-            </w:r>
-            <w:proofErr w:type="gramStart"/>
-            <w:r>
-              <w:rPr>
-                <w:b/>
-                <w:bCs/>
-                <w:color w:val="9CA3AF"/>
-                <w:sz w:val="20"/>
-                <w:szCs w:val="20"/>
-              </w:rPr>
-              <w:t>pantalla ]</w:t>
-            </w:r>
-            <w:proofErr w:type="gramEnd"/>
+              <w:t>[ Captura de pantalla ]</w:t>
+            </w:r>
           </w:p>
           <w:p>
             <w:pPr>
               <w:jc w:val="center"/>
             </w:pPr>
-            <w:proofErr w:type="spellStart"/>
             <w:r>
               <w:rPr>
                 <w:i/>
@@ -3670,40 +3014,7 @@
                 <w:sz w:val="18"/>
                 <w:szCs w:val="18"/>
               </w:rPr>
-              <w:t>Navbar</w:t>
-            </w:r>
-            <w:proofErr w:type="spellEnd"/>
-            <w:r>
-              <w:rPr>
-                <w:i/>
-                <w:iCs/>
-                <w:color w:val="6B7280"/>
-                <w:sz w:val="18"/>
-                <w:szCs w:val="18"/>
-              </w:rPr>
-              <w:t xml:space="preserve"> de </w:t>
-            </w:r>
-            <w:proofErr w:type="spellStart"/>
-            <w:r>
-              <w:rPr>
-                <w:i/>
-                <w:iCs/>
-                <w:color w:val="6B7280"/>
-                <w:sz w:val="18"/>
-                <w:szCs w:val="18"/>
-              </w:rPr>
-              <w:t>SplitGroup</w:t>
-            </w:r>
-            <w:proofErr w:type="spellEnd"/>
-            <w:r>
-              <w:rPr>
-                <w:i/>
-                <w:iCs/>
-                <w:color w:val="6B7280"/>
-                <w:sz w:val="18"/>
-                <w:szCs w:val="18"/>
-              </w:rPr>
-              <w:t xml:space="preserve"> en escritorio</w:t>
+              <w:t>Navbar de SplitGroup en escritorio</w:t>
             </w:r>
           </w:p>
         </w:tc>
@@ -3735,12 +3046,6 @@
         <w:gridCol w:w="9026"/>
       </w:tblGrid>
       <w:tr>
-        <w:tblPrEx>
-          <w:tblCellMar>
-            <w:top w:w="0" w:type="dxa"/>
-            <w:bottom w:w="0" w:type="dxa"/>
-          </w:tblCellMar>
-        </w:tblPrEx>
         <w:tc>
           <w:tcPr>
             <w:tcW w:w="9026" w:type="dxa"/>
@@ -3771,26 +3076,13 @@
                 <w:sz w:val="20"/>
                 <w:szCs w:val="20"/>
               </w:rPr>
-              <w:t xml:space="preserve">[ Captura de </w:t>
-            </w:r>
-            <w:proofErr w:type="gramStart"/>
-            <w:r>
-              <w:rPr>
-                <w:b/>
-                <w:bCs/>
-                <w:color w:val="9CA3AF"/>
-                <w:sz w:val="20"/>
-                <w:szCs w:val="20"/>
-              </w:rPr>
-              <w:t>pantalla ]</w:t>
-            </w:r>
-            <w:proofErr w:type="gramEnd"/>
+              <w:t>[ Captura de pantalla ]</w:t>
+            </w:r>
           </w:p>
           <w:p>
             <w:pPr>
               <w:jc w:val="center"/>
             </w:pPr>
-            <w:proofErr w:type="spellStart"/>
             <w:r>
               <w:rPr>
                 <w:i/>
@@ -3800,40 +3092,7 @@
                 <w:szCs w:val="18"/>
               </w:rPr>
               <w:lastRenderedPageBreak/>
-              <w:t>Navbar</w:t>
-            </w:r>
-            <w:proofErr w:type="spellEnd"/>
-            <w:r>
-              <w:rPr>
-                <w:i/>
-                <w:iCs/>
-                <w:color w:val="6B7280"/>
-                <w:sz w:val="18"/>
-                <w:szCs w:val="18"/>
-              </w:rPr>
-              <w:t xml:space="preserve"> de </w:t>
-            </w:r>
-            <w:proofErr w:type="spellStart"/>
-            <w:r>
-              <w:rPr>
-                <w:i/>
-                <w:iCs/>
-                <w:color w:val="6B7280"/>
-                <w:sz w:val="18"/>
-                <w:szCs w:val="18"/>
-              </w:rPr>
-              <w:t>SplitGroup</w:t>
-            </w:r>
-            <w:proofErr w:type="spellEnd"/>
-            <w:r>
-              <w:rPr>
-                <w:i/>
-                <w:iCs/>
-                <w:color w:val="6B7280"/>
-                <w:sz w:val="18"/>
-                <w:szCs w:val="18"/>
-              </w:rPr>
-              <w:t xml:space="preserve"> en modo móvil (menú colapsado)</w:t>
+              <w:t>Navbar de SplitGroup en modo móvil (menú colapsado)</w:t>
             </w:r>
           </w:p>
         </w:tc>
@@ -3881,21 +3140,7 @@
         <w:rPr>
           <w:color w:val="111827"/>
         </w:rPr>
-        <w:t>Por un lado, no había una ruta por defecto configurada, por lo que Angular no sabía qué componente cargar al acceder a la raíz (/). Esto se solucionó añadiendo una redirección a /</w:t>
-      </w:r>
-      <w:proofErr w:type="spellStart"/>
-      <w:r>
-        <w:rPr>
-          <w:color w:val="111827"/>
-        </w:rPr>
-        <w:t>login</w:t>
-      </w:r>
-      <w:proofErr w:type="spellEnd"/>
-      <w:r>
-        <w:rPr>
-          <w:color w:val="111827"/>
-        </w:rPr>
-        <w:t xml:space="preserve"> en el archivo de rutas. </w:t>
+        <w:t xml:space="preserve">Por un lado, no había una ruta por defecto configurada, por lo que Angular no sabía qué componente cargar al acceder a la raíz (/). Esto se solucionó añadiendo una redirección a /login en el archivo de rutas. </w:t>
       </w:r>
     </w:p>
     <w:p>
@@ -3913,21 +3158,7 @@
         <w:rPr>
           <w:color w:val="111827"/>
         </w:rPr>
-        <w:t xml:space="preserve">Por otro lado, el fondo oscuro solo estaba aplicado a ciertos contenedores, pero no al </w:t>
-      </w:r>
-      <w:proofErr w:type="spellStart"/>
-      <w:r>
-        <w:rPr>
-          <w:color w:val="111827"/>
-        </w:rPr>
-        <w:t>body</w:t>
-      </w:r>
-      <w:proofErr w:type="spellEnd"/>
-      <w:r>
-        <w:rPr>
-          <w:color w:val="111827"/>
-        </w:rPr>
-        <w:t xml:space="preserve">, lo que hacía que la pantalla se viera blanca. Se corrigió aplicando el estilo global directamente en styles.css. </w:t>
+        <w:t xml:space="preserve">Por otro lado, el fondo oscuro solo estaba aplicado a ciertos contenedores, pero no al body, lo que hacía que la pantalla se viera blanca. Se corrigió aplicando el estilo global directamente en styles.css. </w:t>
       </w:r>
     </w:p>
     <w:p>
@@ -3954,13 +3185,8 @@
         <w:pStyle w:val="Ttulo2"/>
       </w:pPr>
       <w:r>
-        <w:t xml:space="preserve">4.3 Fase 2 — Autenticación con </w:t>
-      </w:r>
-      <w:proofErr w:type="spellStart"/>
-      <w:r>
-        <w:t>Firebase</w:t>
-      </w:r>
-      <w:proofErr w:type="spellEnd"/>
+        <w:t>4.3 Fase 2 — Autenticación con Firebase</w:t>
+      </w:r>
       <w:r>
         <w:tab/>
       </w:r>
@@ -3970,54 +3196,21 @@
         <w:pStyle w:val="Ttulo3"/>
       </w:pPr>
       <w:r>
-        <w:t xml:space="preserve">4.3.1 Configuración de </w:t>
-      </w:r>
-      <w:proofErr w:type="spellStart"/>
-      <w:r>
-        <w:t>Firebase</w:t>
-      </w:r>
-      <w:proofErr w:type="spellEnd"/>
-    </w:p>
-    <w:p>
-      <w:pPr>
-        <w:spacing w:before="60" w:after="60"/>
-        <w:rPr>
-          <w:color w:val="111827"/>
-        </w:rPr>
-      </w:pPr>
-      <w:r>
-        <w:rPr>
-          <w:color w:val="111827"/>
-        </w:rPr>
-        <w:t xml:space="preserve">Se creó un proyecto en </w:t>
-      </w:r>
-      <w:proofErr w:type="spellStart"/>
-      <w:r>
-        <w:rPr>
-          <w:color w:val="111827"/>
-        </w:rPr>
-        <w:t>Firebase</w:t>
-      </w:r>
-      <w:proofErr w:type="spellEnd"/>
-      <w:r>
-        <w:rPr>
-          <w:color w:val="111827"/>
-        </w:rPr>
-        <w:t xml:space="preserve"> y se habilitó la autenticación mediante correo y contraseña. Las credenciales se guardan en el archivo </w:t>
-      </w:r>
-      <w:proofErr w:type="spellStart"/>
-      <w:r>
-        <w:rPr>
-          <w:color w:val="111827"/>
-        </w:rPr>
-        <w:t>environment.ts</w:t>
-      </w:r>
-      <w:proofErr w:type="spellEnd"/>
-      <w:r>
-        <w:rPr>
-          <w:color w:val="111827"/>
-        </w:rPr>
-        <w:t>, que se ha excluido del repositorio por seguridad.</w:t>
+        <w:t>4.3.1 Configuración de Firebase</w:t>
+      </w:r>
+    </w:p>
+    <w:p>
+      <w:pPr>
+        <w:spacing w:before="60" w:after="60"/>
+        <w:rPr>
+          <w:color w:val="111827"/>
+        </w:rPr>
+      </w:pPr>
+      <w:r>
+        <w:rPr>
+          <w:color w:val="111827"/>
+        </w:rPr>
+        <w:t>Se creó un proyecto en Firebase y se habilitó la autenticación mediante correo y contraseña. Las credenciales se guardan en el archivo environment.ts, que se ha excluido del repositorio por seguridad.</w:t>
       </w:r>
     </w:p>
     <w:p>
@@ -4030,13 +3223,8 @@
         <w:pStyle w:val="Ttulo3"/>
       </w:pPr>
       <w:r>
-        <w:t xml:space="preserve">4.3.2 </w:t>
-      </w:r>
-      <w:proofErr w:type="spellStart"/>
-      <w:r>
-        <w:t>AuthService</w:t>
-      </w:r>
-      <w:proofErr w:type="spellEnd"/>
+        <w:t>4.3.2 AuthService</w:t>
+      </w:r>
     </w:p>
     <w:p>
       <w:pPr>
@@ -4046,29 +3234,7 @@
         <w:rPr>
           <w:color w:val="111827"/>
         </w:rPr>
-        <w:t xml:space="preserve">Se creó un servicio </w:t>
-      </w:r>
-      <w:proofErr w:type="spellStart"/>
-      <w:proofErr w:type="gramStart"/>
-      <w:r>
-        <w:rPr>
-          <w:color w:val="111827"/>
-        </w:rPr>
-        <w:t>auth.service</w:t>
-      </w:r>
-      <w:proofErr w:type="gramEnd"/>
-      <w:r>
-        <w:rPr>
-          <w:color w:val="111827"/>
-        </w:rPr>
-        <w:t>.ts</w:t>
-      </w:r>
-      <w:proofErr w:type="spellEnd"/>
-      <w:r>
-        <w:rPr>
-          <w:color w:val="111827"/>
-        </w:rPr>
-        <w:t xml:space="preserve"> que centraliza toda la lógica de autenticación. Sus responsabilidades son:</w:t>
+        <w:t>Se creó un servicio auth.service.ts que centraliza toda la lógica de autenticación. Sus responsabilidades son:</w:t>
       </w:r>
     </w:p>
     <w:p>
@@ -4080,57 +3246,11 @@
         </w:numPr>
         <w:spacing w:before="40" w:after="40"/>
       </w:pPr>
-      <w:proofErr w:type="spellStart"/>
-      <w:proofErr w:type="gramStart"/>
-      <w:r>
-        <w:rPr>
-          <w:color w:val="111827"/>
-        </w:rPr>
-        <w:t>login</w:t>
-      </w:r>
-      <w:proofErr w:type="spellEnd"/>
-      <w:r>
-        <w:rPr>
-          <w:color w:val="111827"/>
-        </w:rPr>
-        <w:t>(</w:t>
-      </w:r>
-      <w:proofErr w:type="gramEnd"/>
-      <w:r>
-        <w:rPr>
-          <w:color w:val="111827"/>
-        </w:rPr>
-        <w:t xml:space="preserve">email, </w:t>
-      </w:r>
-      <w:proofErr w:type="spellStart"/>
-      <w:proofErr w:type="gramStart"/>
-      <w:r>
-        <w:rPr>
-          <w:color w:val="111827"/>
-        </w:rPr>
-        <w:t>password</w:t>
-      </w:r>
-      <w:proofErr w:type="spellEnd"/>
-      <w:proofErr w:type="gramEnd"/>
-      <w:r>
-        <w:rPr>
-          <w:color w:val="111827"/>
-        </w:rPr>
-        <w:t xml:space="preserve">): inicia sesión con </w:t>
-      </w:r>
-      <w:proofErr w:type="spellStart"/>
-      <w:r>
-        <w:rPr>
-          <w:color w:val="111827"/>
-        </w:rPr>
-        <w:t>Firebase</w:t>
-      </w:r>
-      <w:proofErr w:type="spellEnd"/>
-      <w:r>
-        <w:rPr>
-          <w:color w:val="111827"/>
-        </w:rPr>
-        <w:t xml:space="preserve"> Auth.</w:t>
+      <w:r>
+        <w:rPr>
+          <w:color w:val="111827"/>
+        </w:rPr>
+        <w:t>login(email, password): inicia sesión con Firebase Auth.</w:t>
       </w:r>
     </w:p>
     <w:p>
@@ -4142,43 +3262,11 @@
         </w:numPr>
         <w:spacing w:before="40" w:after="40"/>
       </w:pPr>
-      <w:proofErr w:type="spellStart"/>
-      <w:proofErr w:type="gramStart"/>
-      <w:r>
-        <w:rPr>
-          <w:color w:val="111827"/>
-        </w:rPr>
-        <w:t>register</w:t>
-      </w:r>
-      <w:proofErr w:type="spellEnd"/>
-      <w:r>
-        <w:rPr>
-          <w:color w:val="111827"/>
-        </w:rPr>
-        <w:t>(</w:t>
-      </w:r>
-      <w:proofErr w:type="gramEnd"/>
-      <w:r>
-        <w:rPr>
-          <w:color w:val="111827"/>
-        </w:rPr>
-        <w:t xml:space="preserve">email, </w:t>
-      </w:r>
-      <w:proofErr w:type="spellStart"/>
-      <w:proofErr w:type="gramStart"/>
-      <w:r>
-        <w:rPr>
-          <w:color w:val="111827"/>
-        </w:rPr>
-        <w:t>password</w:t>
-      </w:r>
-      <w:proofErr w:type="spellEnd"/>
-      <w:proofErr w:type="gramEnd"/>
-      <w:r>
-        <w:rPr>
-          <w:color w:val="111827"/>
-        </w:rPr>
-        <w:t>): crea una cuenta nueva.</w:t>
+      <w:r>
+        <w:rPr>
+          <w:color w:val="111827"/>
+        </w:rPr>
+        <w:t>register(email, password): crea una cuenta nueva.</w:t>
       </w:r>
     </w:p>
     <w:p>
@@ -4190,27 +3278,11 @@
         </w:numPr>
         <w:spacing w:before="40" w:after="40"/>
       </w:pPr>
-      <w:proofErr w:type="spellStart"/>
-      <w:proofErr w:type="gramStart"/>
-      <w:r>
-        <w:rPr>
-          <w:color w:val="111827"/>
-        </w:rPr>
-        <w:t>logout</w:t>
-      </w:r>
-      <w:proofErr w:type="spellEnd"/>
-      <w:r>
-        <w:rPr>
-          <w:color w:val="111827"/>
-        </w:rPr>
-        <w:t>(</w:t>
-      </w:r>
-      <w:proofErr w:type="gramEnd"/>
-      <w:r>
-        <w:rPr>
-          <w:color w:val="111827"/>
-        </w:rPr>
-        <w:t>): cierra la sesión activa.</w:t>
+      <w:r>
+        <w:rPr>
+          <w:color w:val="111827"/>
+        </w:rPr>
+        <w:t>logout(): cierra la sesión activa.</w:t>
       </w:r>
     </w:p>
     <w:p>
@@ -4222,33 +3294,11 @@
         </w:numPr>
         <w:spacing w:before="40" w:after="40"/>
       </w:pPr>
-      <w:proofErr w:type="spellStart"/>
-      <w:r>
-        <w:rPr>
-          <w:color w:val="111827"/>
-        </w:rPr>
-        <w:t>currentUser</w:t>
-      </w:r>
-      <w:proofErr w:type="spellEnd"/>
-      <w:r>
-        <w:rPr>
-          <w:color w:val="111827"/>
-        </w:rPr>
-        <w:t xml:space="preserve">$: observable que emite el usuario actual (o </w:t>
-      </w:r>
-      <w:proofErr w:type="spellStart"/>
-      <w:r>
-        <w:rPr>
-          <w:color w:val="111827"/>
-        </w:rPr>
-        <w:t>null</w:t>
-      </w:r>
-      <w:proofErr w:type="spellEnd"/>
-      <w:r>
-        <w:rPr>
-          <w:color w:val="111827"/>
-        </w:rPr>
-        <w:t xml:space="preserve"> si no hay sesión), útil para proteger rutas en fases posteriores.</w:t>
+      <w:r>
+        <w:rPr>
+          <w:color w:val="111827"/>
+        </w:rPr>
+        <w:t>currentUser$: observable que emite el usuario actual (o null si no hay sesión), útil para proteger rutas en fases posteriores.</w:t>
       </w:r>
     </w:p>
     <w:p>
@@ -4261,15 +3311,7 @@
         <w:pStyle w:val="Ttulo3"/>
       </w:pPr>
       <w:r>
-        <w:t xml:space="preserve">4.3.3 Pantalla de </w:t>
-      </w:r>
-      <w:proofErr w:type="spellStart"/>
-      <w:r>
-        <w:t>login</w:t>
-      </w:r>
-      <w:proofErr w:type="spellEnd"/>
-      <w:r>
-        <w:t xml:space="preserve"> / registro</w:t>
+        <w:t>4.3.3 Pantalla de login / registro</w:t>
       </w:r>
     </w:p>
     <w:p>
@@ -4296,21 +3338,7 @@
         <w:rPr>
           <w:color w:val="111827"/>
         </w:rPr>
-        <w:t xml:space="preserve">Diseño tipo </w:t>
-      </w:r>
-      <w:proofErr w:type="spellStart"/>
-      <w:r>
-        <w:rPr>
-          <w:color w:val="111827"/>
-        </w:rPr>
-        <w:t>card</w:t>
-      </w:r>
-      <w:proofErr w:type="spellEnd"/>
-      <w:r>
-        <w:rPr>
-          <w:color w:val="111827"/>
-        </w:rPr>
-        <w:t xml:space="preserve"> centrado sobre fondo oscuro con degradado sutil.</w:t>
+        <w:t>Diseño tipo card centrado sobre fondo oscuro con degradado sutil.</w:t>
       </w:r>
     </w:p>
     <w:p>
@@ -4326,49 +3354,7 @@
         <w:rPr>
           <w:color w:val="111827"/>
         </w:rPr>
-        <w:t xml:space="preserve">Modo dual: el mismo formulario alterna entre </w:t>
-      </w:r>
-      <w:proofErr w:type="spellStart"/>
-      <w:r>
-        <w:rPr>
-          <w:color w:val="111827"/>
-        </w:rPr>
-        <w:t>login</w:t>
-      </w:r>
-      <w:proofErr w:type="spellEnd"/>
-      <w:r>
-        <w:rPr>
-          <w:color w:val="111827"/>
-        </w:rPr>
-        <w:t xml:space="preserve"> y registro mediante un </w:t>
-      </w:r>
-      <w:proofErr w:type="spellStart"/>
-      <w:r>
-        <w:rPr>
-          <w:color w:val="111827"/>
-        </w:rPr>
-        <w:t>signal</w:t>
-      </w:r>
-      <w:proofErr w:type="spellEnd"/>
-      <w:r>
-        <w:rPr>
-          <w:color w:val="111827"/>
-        </w:rPr>
-        <w:t xml:space="preserve"> booleano (</w:t>
-      </w:r>
-      <w:proofErr w:type="spellStart"/>
-      <w:r>
-        <w:rPr>
-          <w:color w:val="111827"/>
-        </w:rPr>
-        <w:t>modoRegistro</w:t>
-      </w:r>
-      <w:proofErr w:type="spellEnd"/>
-      <w:r>
-        <w:rPr>
-          <w:color w:val="111827"/>
-        </w:rPr>
-        <w:t>).</w:t>
+        <w:t>Modo dual: el mismo formulario alterna entre login y registro mediante un signal booleano (modoRegistro).</w:t>
       </w:r>
     </w:p>
     <w:p>
@@ -4384,79 +3370,7 @@
         <w:rPr>
           <w:color w:val="111827"/>
         </w:rPr>
-        <w:t xml:space="preserve">Gestión de estado con </w:t>
-      </w:r>
-      <w:proofErr w:type="spellStart"/>
-      <w:r>
-        <w:rPr>
-          <w:color w:val="111827"/>
-        </w:rPr>
-        <w:t>signals</w:t>
-      </w:r>
-      <w:proofErr w:type="spellEnd"/>
-      <w:r>
-        <w:rPr>
-          <w:color w:val="111827"/>
-        </w:rPr>
-        <w:t xml:space="preserve"> de Angular: email, </w:t>
-      </w:r>
-      <w:proofErr w:type="spellStart"/>
-      <w:proofErr w:type="gramStart"/>
-      <w:r>
-        <w:rPr>
-          <w:color w:val="111827"/>
-        </w:rPr>
-        <w:t>password</w:t>
-      </w:r>
-      <w:proofErr w:type="spellEnd"/>
-      <w:proofErr w:type="gramEnd"/>
-      <w:r>
-        <w:rPr>
-          <w:color w:val="111827"/>
-        </w:rPr>
-        <w:t xml:space="preserve">, </w:t>
-      </w:r>
-      <w:proofErr w:type="spellStart"/>
-      <w:r>
-        <w:rPr>
-          <w:color w:val="111827"/>
-        </w:rPr>
-        <w:t>errorMsg</w:t>
-      </w:r>
-      <w:proofErr w:type="spellEnd"/>
-      <w:r>
-        <w:rPr>
-          <w:color w:val="111827"/>
-        </w:rPr>
-        <w:t xml:space="preserve"> y </w:t>
-      </w:r>
-      <w:proofErr w:type="spellStart"/>
-      <w:r>
-        <w:rPr>
-          <w:color w:val="111827"/>
-        </w:rPr>
-        <w:t>loading</w:t>
-      </w:r>
-      <w:proofErr w:type="spellEnd"/>
-      <w:r>
-        <w:rPr>
-          <w:color w:val="111827"/>
-        </w:rPr>
-        <w:t xml:space="preserve"> son </w:t>
-      </w:r>
-      <w:proofErr w:type="spellStart"/>
-      <w:r>
-        <w:rPr>
-          <w:color w:val="111827"/>
-        </w:rPr>
-        <w:t>signals</w:t>
-      </w:r>
-      <w:proofErr w:type="spellEnd"/>
-      <w:r>
-        <w:rPr>
-          <w:color w:val="111827"/>
-        </w:rPr>
-        <w:t>, evitando la necesidad de formularios reactivos en esta fase.</w:t>
+        <w:t>Gestión de estado con signals de Angular: email, password, errorMsg y loading son signals, evitando la necesidad de formularios reactivos en esta fase.</w:t>
       </w:r>
     </w:p>
     <w:p>
@@ -4472,99 +3386,7 @@
         <w:rPr>
           <w:color w:val="111827"/>
         </w:rPr>
-        <w:t xml:space="preserve">Mensajes de error en español: los códigos de error de </w:t>
-      </w:r>
-      <w:proofErr w:type="spellStart"/>
-      <w:r>
-        <w:rPr>
-          <w:color w:val="111827"/>
-        </w:rPr>
-        <w:t>Firebase</w:t>
-      </w:r>
-      <w:proofErr w:type="spellEnd"/>
-      <w:r>
-        <w:rPr>
-          <w:color w:val="111827"/>
-        </w:rPr>
-        <w:t xml:space="preserve"> (</w:t>
-      </w:r>
-      <w:proofErr w:type="spellStart"/>
-      <w:r>
-        <w:rPr>
-          <w:color w:val="111827"/>
-        </w:rPr>
-        <w:t>auth</w:t>
-      </w:r>
-      <w:proofErr w:type="spellEnd"/>
-      <w:r>
-        <w:rPr>
-          <w:color w:val="111827"/>
-        </w:rPr>
-        <w:t>/</w:t>
-      </w:r>
-      <w:proofErr w:type="spellStart"/>
-      <w:r>
-        <w:rPr>
-          <w:color w:val="111827"/>
-        </w:rPr>
-        <w:t>wrong-</w:t>
-      </w:r>
-      <w:proofErr w:type="gramStart"/>
-      <w:r>
-        <w:rPr>
-          <w:color w:val="111827"/>
-        </w:rPr>
-        <w:t>password</w:t>
-      </w:r>
-      <w:proofErr w:type="spellEnd"/>
-      <w:proofErr w:type="gramEnd"/>
-      <w:r>
-        <w:rPr>
-          <w:color w:val="111827"/>
-        </w:rPr>
-        <w:t xml:space="preserve">, </w:t>
-      </w:r>
-      <w:proofErr w:type="spellStart"/>
-      <w:r>
-        <w:rPr>
-          <w:color w:val="111827"/>
-        </w:rPr>
-        <w:t>auth</w:t>
-      </w:r>
-      <w:proofErr w:type="spellEnd"/>
-      <w:r>
-        <w:rPr>
-          <w:color w:val="111827"/>
-        </w:rPr>
-        <w:t>/email-</w:t>
-      </w:r>
-      <w:proofErr w:type="spellStart"/>
-      <w:r>
-        <w:rPr>
-          <w:color w:val="111827"/>
-        </w:rPr>
-        <w:t>already</w:t>
-      </w:r>
-      <w:proofErr w:type="spellEnd"/>
-      <w:r>
-        <w:rPr>
-          <w:color w:val="111827"/>
-        </w:rPr>
-        <w:t>-</w:t>
-      </w:r>
-      <w:proofErr w:type="spellStart"/>
-      <w:r>
-        <w:rPr>
-          <w:color w:val="111827"/>
-        </w:rPr>
-        <w:t>in-use</w:t>
-      </w:r>
-      <w:proofErr w:type="spellEnd"/>
-      <w:r>
-        <w:rPr>
-          <w:color w:val="111827"/>
-        </w:rPr>
-        <w:t>, etc.) se traducen a mensajes amigables para el usuario.</w:t>
+        <w:t>Mensajes de error en español: los códigos de error de Firebase (auth/wrong-password, auth/email-already-in-use, etc.) se traducen a mensajes amigables para el usuario.</w:t>
       </w:r>
     </w:p>
     <w:p>
@@ -4580,21 +3402,7 @@
         <w:rPr>
           <w:color w:val="111827"/>
         </w:rPr>
-        <w:t xml:space="preserve">Estado de carga: el botón muestra 'Cargando...' mientras se espera respuesta de </w:t>
-      </w:r>
-      <w:proofErr w:type="spellStart"/>
-      <w:r>
-        <w:rPr>
-          <w:color w:val="111827"/>
-        </w:rPr>
-        <w:t>Firebase</w:t>
-      </w:r>
-      <w:proofErr w:type="spellEnd"/>
-      <w:r>
-        <w:rPr>
-          <w:color w:val="111827"/>
-        </w:rPr>
-        <w:t>, previniendo envíos duplicados.</w:t>
+        <w:t>Estado de carga: el botón muestra 'Cargando...' mientras se espera respuesta de Firebase, previniendo envíos duplicados.</w:t>
       </w:r>
     </w:p>
     <w:p>
@@ -4617,16 +3425,8 @@
         <w:rPr>
           <w:color w:val="111827"/>
         </w:rPr>
-        <w:t xml:space="preserve">[ Captura de </w:t>
-      </w:r>
-      <w:proofErr w:type="gramStart"/>
-      <w:r>
-        <w:rPr>
-          <w:color w:val="111827"/>
-        </w:rPr>
-        <w:t>pantalla ]</w:t>
-      </w:r>
-      <w:proofErr w:type="gramEnd"/>
+        <w:t>[ Captura de pantalla ]</w:t>
+      </w:r>
       <w:r>
         <w:rPr>
           <w:color w:val="111827"/>
@@ -4637,21 +3437,7 @@
         <w:rPr>
           <w:color w:val="111827"/>
         </w:rPr>
-        <w:t xml:space="preserve">Pantalla de </w:t>
-      </w:r>
-      <w:proofErr w:type="spellStart"/>
-      <w:r>
-        <w:rPr>
-          <w:color w:val="111827"/>
-        </w:rPr>
-        <w:t>login</w:t>
-      </w:r>
-      <w:proofErr w:type="spellEnd"/>
-      <w:r>
-        <w:rPr>
-          <w:color w:val="111827"/>
-        </w:rPr>
-        <w:t xml:space="preserve"> — modo inicio de sesión</w:t>
+        <w:t>Pantalla de login — modo inicio de sesión</w:t>
       </w:r>
       <w:r>
         <w:rPr>
@@ -4679,16 +3465,8 @@
         <w:rPr>
           <w:color w:val="111827"/>
         </w:rPr>
-        <w:t xml:space="preserve">[ Captura de </w:t>
-      </w:r>
-      <w:proofErr w:type="gramStart"/>
-      <w:r>
-        <w:rPr>
-          <w:color w:val="111827"/>
-        </w:rPr>
-        <w:t>pantalla ]</w:t>
-      </w:r>
-      <w:proofErr w:type="gramEnd"/>
+        <w:t>[ Captura de pantalla ]</w:t>
+      </w:r>
       <w:r>
         <w:rPr>
           <w:color w:val="111827"/>
@@ -4699,21 +3477,7 @@
         <w:rPr>
           <w:color w:val="111827"/>
         </w:rPr>
-        <w:t xml:space="preserve">Pantalla de </w:t>
-      </w:r>
-      <w:proofErr w:type="spellStart"/>
-      <w:r>
-        <w:rPr>
-          <w:color w:val="111827"/>
-        </w:rPr>
-        <w:t>login</w:t>
-      </w:r>
-      <w:proofErr w:type="spellEnd"/>
-      <w:r>
-        <w:rPr>
-          <w:color w:val="111827"/>
-        </w:rPr>
-        <w:t xml:space="preserve"> — modo registro</w:t>
+        <w:t>Pantalla de login — modo registro</w:t>
       </w:r>
       <w:r>
         <w:rPr>
@@ -4741,16 +3505,8 @@
         <w:rPr>
           <w:color w:val="111827"/>
         </w:rPr>
-        <w:t xml:space="preserve">[ Captura de </w:t>
-      </w:r>
-      <w:proofErr w:type="gramStart"/>
-      <w:r>
-        <w:rPr>
-          <w:color w:val="111827"/>
-        </w:rPr>
-        <w:t>pantalla ]</w:t>
-      </w:r>
-      <w:proofErr w:type="gramEnd"/>
+        <w:t>[ Captura de pantalla ]</w:t>
+      </w:r>
       <w:r>
         <w:rPr>
           <w:color w:val="111827"/>
@@ -4761,21 +3517,7 @@
         <w:rPr>
           <w:color w:val="111827"/>
         </w:rPr>
-        <w:t xml:space="preserve">Pantalla de </w:t>
-      </w:r>
-      <w:proofErr w:type="spellStart"/>
-      <w:r>
-        <w:rPr>
-          <w:color w:val="111827"/>
-        </w:rPr>
-        <w:t>login</w:t>
-      </w:r>
-      <w:proofErr w:type="spellEnd"/>
-      <w:r>
-        <w:rPr>
-          <w:color w:val="111827"/>
-        </w:rPr>
-        <w:t xml:space="preserve"> — mensaje de error</w:t>
+        <w:t>Pantalla de login — mensaje de error</w:t>
       </w:r>
       <w:r>
         <w:rPr>
@@ -4786,13 +3528,858 @@
     </w:p>
     <w:p>
       <w:pPr>
-        <w:spacing w:before="60" w:after="60"/>
-      </w:pPr>
-    </w:p>
-    <w:p>
-      <w:pPr>
-        <w:spacing w:before="60" w:after="60"/>
-      </w:pPr>
+        <w:pStyle w:val="Prrafodelista"/>
+        <w:spacing w:before="40" w:after="40"/>
+        <w:ind w:left="720"/>
+        <w:rPr>
+          <w:color w:val="111827"/>
+        </w:rPr>
+      </w:pPr>
+    </w:p>
+    <w:p>
+      <w:pPr>
+        <w:pStyle w:val="Ttulo3"/>
+      </w:pPr>
+      <w:r>
+        <w:t>4.3.</w:t>
+      </w:r>
+      <w:r>
+        <w:t>4</w:t>
+      </w:r>
+      <w:r>
+        <w:t xml:space="preserve"> </w:t>
+      </w:r>
+      <w:r>
+        <w:t>Estructura de datos en Firestore</w:t>
+      </w:r>
+    </w:p>
+    <w:p>
+      <w:pPr>
+        <w:spacing w:before="60" w:after="60"/>
+      </w:pPr>
+      <w:r>
+        <w:t xml:space="preserve">Firestore organiza los datos en </w:t>
+      </w:r>
+      <w:r>
+        <w:rPr>
+          <w:b/>
+          <w:bCs/>
+        </w:rPr>
+        <w:t>colecciones</w:t>
+      </w:r>
+      <w:r>
+        <w:t xml:space="preserve"> que contienen </w:t>
+      </w:r>
+      <w:r>
+        <w:rPr>
+          <w:b/>
+          <w:bCs/>
+        </w:rPr>
+        <w:t>documentos</w:t>
+      </w:r>
+      <w:r>
+        <w:t>. Piénsalo como carpetas (colecciones) con archivos dentro (documentos). Cada documento puede tener a su vez subcolecciones.</w:t>
+      </w:r>
+    </w:p>
+    <w:p>
+      <w:pPr>
+        <w:spacing w:before="60" w:after="60"/>
+      </w:pPr>
+      <w:r>
+        <w:t>Esta sería la estructura completa para SplitGroup:</w:t>
+      </w:r>
+    </w:p>
+    <w:p>
+      <w:pPr>
+        <w:spacing w:before="60" w:after="60"/>
+      </w:pPr>
+      <w:r>
+        <w:t>usuarios/</w:t>
+      </w:r>
+    </w:p>
+    <w:p>
+      <w:pPr>
+        <w:spacing w:before="60" w:after="60"/>
+      </w:pPr>
+      <w:r>
+        <w:t xml:space="preserve">  {uid}/</w:t>
+      </w:r>
+    </w:p>
+    <w:p>
+      <w:pPr>
+        <w:spacing w:before="60" w:after="60"/>
+      </w:pPr>
+      <w:r>
+        <w:t xml:space="preserve">    email: "ana@gmail.com"</w:t>
+      </w:r>
+    </w:p>
+    <w:p>
+      <w:pPr>
+        <w:spacing w:before="60" w:after="60"/>
+      </w:pPr>
+      <w:r>
+        <w:t xml:space="preserve">    nombre: "Ana García"</w:t>
+      </w:r>
+    </w:p>
+    <w:p>
+      <w:pPr>
+        <w:spacing w:before="60" w:after="60"/>
+      </w:pPr>
+      <w:r>
+        <w:t xml:space="preserve">    fotoPerfil: ""</w:t>
+      </w:r>
+    </w:p>
+    <w:p>
+      <w:pPr>
+        <w:spacing w:before="60" w:after="60"/>
+      </w:pPr>
+      <w:r>
+        <w:t xml:space="preserve">    creadoEn: timestamp</w:t>
+      </w:r>
+    </w:p>
+    <w:p>
+      <w:pPr>
+        <w:spacing w:before="60" w:after="60"/>
+      </w:pPr>
+    </w:p>
+    <w:p>
+      <w:pPr>
+        <w:spacing w:before="60" w:after="60"/>
+      </w:pPr>
+      <w:r>
+        <w:t>grupos/</w:t>
+      </w:r>
+    </w:p>
+    <w:p>
+      <w:pPr>
+        <w:spacing w:before="60" w:after="60"/>
+      </w:pPr>
+      <w:r>
+        <w:t xml:space="preserve">  {grupoId}/</w:t>
+      </w:r>
+    </w:p>
+    <w:p>
+      <w:pPr>
+        <w:spacing w:before="60" w:after="60"/>
+      </w:pPr>
+      <w:r>
+        <w:t xml:space="preserve">    nombre: "Piso compartido"</w:t>
+      </w:r>
+    </w:p>
+    <w:p>
+      <w:pPr>
+        <w:spacing w:before="60" w:after="60"/>
+      </w:pPr>
+      <w:r>
+        <w:t xml:space="preserve">    moneda: "EUR"</w:t>
+      </w:r>
+    </w:p>
+    <w:p>
+      <w:pPr>
+        <w:spacing w:before="60" w:after="60"/>
+      </w:pPr>
+      <w:r>
+        <w:t xml:space="preserve">    creadoPor: "uid_ana"</w:t>
+      </w:r>
+    </w:p>
+    <w:p>
+      <w:pPr>
+        <w:spacing w:before="60" w:after="60"/>
+      </w:pPr>
+      <w:r>
+        <w:t xml:space="preserve">    creadoEn: timestamp</w:t>
+      </w:r>
+    </w:p>
+    <w:p>
+      <w:pPr>
+        <w:spacing w:before="60" w:after="60"/>
+      </w:pPr>
+      <w:r>
+        <w:t xml:space="preserve">    miembros: ["uid_ana", "uid_carlos", "uid_maria"]</w:t>
+      </w:r>
+    </w:p>
+    <w:p>
+      <w:pPr>
+        <w:spacing w:before="60" w:after="60"/>
+      </w:pPr>
+      <w:r>
+        <w:t xml:space="preserve">    </w:t>
+      </w:r>
+    </w:p>
+    <w:p>
+      <w:pPr>
+        <w:spacing w:before="60" w:after="60"/>
+      </w:pPr>
+      <w:r>
+        <w:t xml:space="preserve">    participantes/              ← subcolección</w:t>
+      </w:r>
+    </w:p>
+    <w:p>
+      <w:pPr>
+        <w:spacing w:before="60" w:after="60"/>
+      </w:pPr>
+      <w:r>
+        <w:t xml:space="preserve">      {participanteId}/</w:t>
+      </w:r>
+    </w:p>
+    <w:p>
+      <w:pPr>
+        <w:spacing w:before="60" w:after="60"/>
+      </w:pPr>
+      <w:r>
+        <w:t xml:space="preserve">        nombre: "Ana García"</w:t>
+      </w:r>
+    </w:p>
+    <w:p>
+      <w:pPr>
+        <w:spacing w:before="60" w:after="60"/>
+      </w:pPr>
+      <w:r>
+        <w:t xml:space="preserve">        uid: "uid_ana"          ← null si no tiene cuenta</w:t>
+      </w:r>
+    </w:p>
+    <w:p>
+      <w:pPr>
+        <w:spacing w:before="60" w:after="60"/>
+      </w:pPr>
+      <w:r>
+        <w:t xml:space="preserve">    </w:t>
+      </w:r>
+    </w:p>
+    <w:p>
+      <w:pPr>
+        <w:spacing w:before="60" w:after="60"/>
+      </w:pPr>
+      <w:r>
+        <w:t xml:space="preserve">    gastos/                     ← subcolección</w:t>
+      </w:r>
+    </w:p>
+    <w:p>
+      <w:pPr>
+        <w:spacing w:before="60" w:after="60"/>
+      </w:pPr>
+      <w:r>
+        <w:t xml:space="preserve">      {gastoId}/</w:t>
+      </w:r>
+    </w:p>
+    <w:p>
+      <w:pPr>
+        <w:spacing w:before="60" w:after="60"/>
+      </w:pPr>
+      <w:r>
+        <w:t xml:space="preserve">        concepto: "Supermercado"</w:t>
+      </w:r>
+    </w:p>
+    <w:p>
+      <w:pPr>
+        <w:spacing w:before="60" w:after="60"/>
+      </w:pPr>
+      <w:r>
+        <w:t xml:space="preserve">        importe: 45.60</w:t>
+      </w:r>
+    </w:p>
+    <w:p>
+      <w:pPr>
+        <w:spacing w:before="60" w:after="60"/>
+      </w:pPr>
+      <w:r>
+        <w:t xml:space="preserve">        pagadoPor: "participanteId_ana"</w:t>
+      </w:r>
+    </w:p>
+    <w:p>
+      <w:pPr>
+        <w:spacing w:before="60" w:after="60"/>
+      </w:pPr>
+      <w:r>
+        <w:t xml:space="preserve">        participantes: ["participanteId_ana", "participanteId_carlos"]</w:t>
+      </w:r>
+    </w:p>
+    <w:p>
+      <w:pPr>
+        <w:spacing w:before="60" w:after="60"/>
+      </w:pPr>
+      <w:r>
+        <w:t xml:space="preserve">        fecha: timestamp</w:t>
+      </w:r>
+    </w:p>
+    <w:p>
+      <w:pPr>
+        <w:spacing w:before="60" w:after="60"/>
+      </w:pPr>
+      <w:r>
+        <w:t xml:space="preserve">        creadoPor: "uid_ana"</w:t>
+      </w:r>
+    </w:p>
+    <w:p>
+      <w:pPr>
+        <w:spacing w:before="60" w:after="60"/>
+      </w:pPr>
+      <w:r>
+        <w:t xml:space="preserve">    </w:t>
+      </w:r>
+    </w:p>
+    <w:p>
+      <w:pPr>
+        <w:spacing w:before="60" w:after="60"/>
+      </w:pPr>
+      <w:r>
+        <w:t xml:space="preserve">    historial/                  ← subcolección</w:t>
+      </w:r>
+    </w:p>
+    <w:p>
+      <w:pPr>
+        <w:spacing w:before="60" w:after="60"/>
+      </w:pPr>
+      <w:r>
+        <w:t xml:space="preserve">      {entradaId}/</w:t>
+      </w:r>
+    </w:p>
+    <w:p>
+      <w:pPr>
+        <w:spacing w:before="60" w:after="60"/>
+      </w:pPr>
+      <w:r>
+        <w:t xml:space="preserve">        tipo: "gasto_añadido"</w:t>
+      </w:r>
+    </w:p>
+    <w:p>
+      <w:pPr>
+        <w:spacing w:before="60" w:after="60"/>
+      </w:pPr>
+      <w:r>
+        <w:t xml:space="preserve">        descripcion: "Gasto Supermercado de 45.60€ añadido"</w:t>
+      </w:r>
+    </w:p>
+    <w:p>
+      <w:pPr>
+        <w:spacing w:before="60" w:after="60"/>
+      </w:pPr>
+      <w:r>
+        <w:t xml:space="preserve">        autor: "uid_ana"</w:t>
+      </w:r>
+    </w:p>
+    <w:p>
+      <w:pPr>
+        <w:spacing w:before="60" w:after="60"/>
+      </w:pPr>
+      <w:r>
+        <w:t xml:space="preserve">        fecha: timestamp</w:t>
+      </w:r>
+    </w:p>
+    <w:p>
+      <w:pPr>
+        <w:spacing w:before="60" w:after="60"/>
+      </w:pPr>
+    </w:p>
+    <w:p>
+      <w:pPr>
+        <w:spacing w:before="60" w:after="60"/>
+      </w:pPr>
+      <w:r>
+        <w:t>invitaciones/</w:t>
+      </w:r>
+    </w:p>
+    <w:p>
+      <w:pPr>
+        <w:spacing w:before="60" w:after="60"/>
+      </w:pPr>
+      <w:r>
+        <w:t xml:space="preserve">  {invitacionId}/</w:t>
+      </w:r>
+    </w:p>
+    <w:p>
+      <w:pPr>
+        <w:spacing w:before="60" w:after="60"/>
+      </w:pPr>
+      <w:r>
+        <w:t xml:space="preserve">    grupoId: "grupoId_xyz"</w:t>
+      </w:r>
+    </w:p>
+    <w:p>
+      <w:pPr>
+        <w:spacing w:before="60" w:after="60"/>
+      </w:pPr>
+      <w:r>
+        <w:t xml:space="preserve">    grupoNombre: "Piso compartido"</w:t>
+      </w:r>
+    </w:p>
+    <w:p>
+      <w:pPr>
+        <w:spacing w:before="60" w:after="60"/>
+      </w:pPr>
+      <w:r>
+        <w:t xml:space="preserve">    emailDestino: "carlos@gmail.com"</w:t>
+      </w:r>
+    </w:p>
+    <w:p>
+      <w:pPr>
+        <w:spacing w:before="60" w:after="60"/>
+      </w:pPr>
+      <w:r>
+        <w:t xml:space="preserve">    invitadoPor: "uid_ana"</w:t>
+      </w:r>
+    </w:p>
+    <w:p>
+      <w:pPr>
+        <w:spacing w:before="60" w:after="60"/>
+      </w:pPr>
+      <w:r>
+        <w:t xml:space="preserve">    estado: "pendiente"         ← pendiente | aceptada | rechazada</w:t>
+      </w:r>
+    </w:p>
+    <w:p>
+      <w:pPr>
+        <w:spacing w:before="60" w:after="60"/>
+      </w:pPr>
+      <w:r>
+        <w:t xml:space="preserve">    creadoEn: timestamp</w:t>
+      </w:r>
+    </w:p>
+    <w:p>
+      <w:pPr>
+        <w:spacing w:before="60" w:after="60"/>
+      </w:pPr>
+      <w:r>
+        <w:pict w14:anchorId="0B419EA7">
+          <v:rect id="_x0000_i1031" style="width:0;height:1.5pt" o:hralign="center" o:hrstd="t" o:hr="t" fillcolor="#a0a0a0" stroked="f"/>
+        </w:pict>
+      </w:r>
+    </w:p>
+    <w:p>
+      <w:pPr>
+        <w:spacing w:before="60" w:after="60"/>
+        <w:rPr>
+          <w:b/>
+          <w:bCs/>
+        </w:rPr>
+      </w:pPr>
+      <w:r>
+        <w:rPr>
+          <w:b/>
+          <w:bCs/>
+        </w:rPr>
+        <w:t>Por qué esta estructura</w:t>
+      </w:r>
+    </w:p>
+    <w:p>
+      <w:pPr>
+        <w:spacing w:before="60" w:after="60"/>
+      </w:pPr>
+      <w:r>
+        <w:t>Algunos puntos que te pueden preguntar:</w:t>
+      </w:r>
+    </w:p>
+    <w:p>
+      <w:pPr>
+        <w:spacing w:before="60" w:after="60"/>
+      </w:pPr>
+      <w:r>
+        <w:rPr>
+          <w:b/>
+          <w:bCs/>
+        </w:rPr>
+        <w:t>¿Por qué participantes es subcolección y no un array?</w:t>
+      </w:r>
+      <w:r>
+        <w:t xml:space="preserve"> Porque en Firestore los arrays son difíciles de consultar y modificar individualmente. Con subcolección puedes añadir, editar o eliminar un participante concreto sin tocar el resto.</w:t>
+      </w:r>
+    </w:p>
+    <w:p>
+      <w:pPr>
+        <w:spacing w:before="60" w:after="60"/>
+      </w:pPr>
+      <w:r>
+        <w:rPr>
+          <w:b/>
+          <w:bCs/>
+        </w:rPr>
+        <w:t>¿Por qué el campo miembros en el grupo?</w:t>
+      </w:r>
+      <w:r>
+        <w:t xml:space="preserve"> Es un array de UIDs que sirve exclusivamente para las reglas de seguridad. Permite comprobar de forma rápida si un usuario tiene acceso al grupo sin tener que leer toda la subcolección de participantes.</w:t>
+      </w:r>
+    </w:p>
+    <w:p>
+      <w:pPr>
+        <w:spacing w:before="60" w:after="60"/>
+      </w:pPr>
+      <w:r>
+        <w:rPr>
+          <w:b/>
+          <w:bCs/>
+        </w:rPr>
+        <w:t>¿Por qué la colección invitaciones es independiente?</w:t>
+      </w:r>
+      <w:r>
+        <w:t xml:space="preserve"> Porque cuando alguien recibe una invitación por email, necesitas poder buscarla por email aunque el usuario todavía no esté registrado.</w:t>
+      </w:r>
+    </w:p>
+    <w:p>
+      <w:pPr>
+        <w:spacing w:before="60" w:after="60"/>
+      </w:pPr>
+      <w:r>
+        <w:rPr>
+          <w:b/>
+          <w:bCs/>
+        </w:rPr>
+        <w:t>¿Por qué uid: null en participantes?</w:t>
+      </w:r>
+      <w:r>
+        <w:t xml:space="preserve"> Un participante puede ser una persona que no tiene cuenta en la app. Por ejemplo, añades a tu compañero de piso aunque él no use SplitGroup. Si luego se registra, se vincula su UID.</w:t>
+      </w:r>
+    </w:p>
+    <w:p>
+      <w:pPr>
+        <w:spacing w:before="60" w:after="60"/>
+      </w:pPr>
+    </w:p>
+    <w:p>
+      <w:pPr>
+        <w:spacing w:before="60" w:after="60"/>
+      </w:pPr>
+      <w:r>
+        <w:t>usuarios/</w:t>
+      </w:r>
+    </w:p>
+    <w:p>
+      <w:pPr>
+        <w:spacing w:before="60" w:after="60"/>
+      </w:pPr>
+      <w:r>
+        <w:t xml:space="preserve">  {uid}/</w:t>
+      </w:r>
+    </w:p>
+    <w:p>
+      <w:pPr>
+        <w:spacing w:before="60" w:after="60"/>
+      </w:pPr>
+      <w:r>
+        <w:t xml:space="preserve">    email: "ana@gmail.com"</w:t>
+      </w:r>
+    </w:p>
+    <w:p>
+      <w:pPr>
+        <w:spacing w:before="60" w:after="60"/>
+      </w:pPr>
+      <w:r>
+        <w:t xml:space="preserve">    nombre: "Ana García"</w:t>
+      </w:r>
+    </w:p>
+    <w:p>
+      <w:pPr>
+        <w:spacing w:before="60" w:after="60"/>
+      </w:pPr>
+      <w:r>
+        <w:t xml:space="preserve">    fotoPerfil: ""</w:t>
+      </w:r>
+    </w:p>
+    <w:p>
+      <w:pPr>
+        <w:spacing w:before="60" w:after="60"/>
+      </w:pPr>
+      <w:r>
+        <w:t xml:space="preserve">    creadoEn: timestamp</w:t>
+      </w:r>
+    </w:p>
+    <w:p>
+      <w:pPr>
+        <w:spacing w:before="60" w:after="60"/>
+      </w:pPr>
+    </w:p>
+    <w:p>
+      <w:pPr>
+        <w:spacing w:before="60" w:after="60"/>
+      </w:pPr>
+      <w:r>
+        <w:t>grupos/</w:t>
+      </w:r>
+    </w:p>
+    <w:p>
+      <w:pPr>
+        <w:spacing w:before="60" w:after="60"/>
+      </w:pPr>
+      <w:r>
+        <w:t xml:space="preserve">  {grupoId}/</w:t>
+      </w:r>
+    </w:p>
+    <w:p>
+      <w:pPr>
+        <w:spacing w:before="60" w:after="60"/>
+      </w:pPr>
+      <w:r>
+        <w:t xml:space="preserve">    nombre: "Piso compartido"</w:t>
+      </w:r>
+    </w:p>
+    <w:p>
+      <w:pPr>
+        <w:spacing w:before="60" w:after="60"/>
+      </w:pPr>
+      <w:r>
+        <w:t xml:space="preserve">    moneda: "EUR"</w:t>
+      </w:r>
+    </w:p>
+    <w:p>
+      <w:pPr>
+        <w:spacing w:before="60" w:after="60"/>
+      </w:pPr>
+      <w:r>
+        <w:t xml:space="preserve">    creadoPor: "uid_ana"</w:t>
+      </w:r>
+    </w:p>
+    <w:p>
+      <w:pPr>
+        <w:spacing w:before="60" w:after="60"/>
+      </w:pPr>
+      <w:r>
+        <w:t xml:space="preserve">    creadoEn: timestamp</w:t>
+      </w:r>
+    </w:p>
+    <w:p>
+      <w:pPr>
+        <w:spacing w:before="60" w:after="60"/>
+      </w:pPr>
+      <w:r>
+        <w:t xml:space="preserve">    miembros: ["uid_ana", "uid_carlos", "uid_maria"]</w:t>
+      </w:r>
+    </w:p>
+    <w:p>
+      <w:pPr>
+        <w:spacing w:before="60" w:after="60"/>
+      </w:pPr>
+      <w:r>
+        <w:t xml:space="preserve">    </w:t>
+      </w:r>
+    </w:p>
+    <w:p>
+      <w:pPr>
+        <w:spacing w:before="60" w:after="60"/>
+      </w:pPr>
+      <w:r>
+        <w:t xml:space="preserve">    participantes/              ← subcolección</w:t>
+      </w:r>
+    </w:p>
+    <w:p>
+      <w:pPr>
+        <w:spacing w:before="60" w:after="60"/>
+      </w:pPr>
+      <w:r>
+        <w:t xml:space="preserve">      {participanteId}/</w:t>
+      </w:r>
+    </w:p>
+    <w:p>
+      <w:pPr>
+        <w:spacing w:before="60" w:after="60"/>
+      </w:pPr>
+      <w:r>
+        <w:t xml:space="preserve">        nombre: "Ana García"</w:t>
+      </w:r>
+    </w:p>
+    <w:p>
+      <w:pPr>
+        <w:spacing w:before="60" w:after="60"/>
+      </w:pPr>
+      <w:r>
+        <w:t xml:space="preserve">        uid: "uid_ana"          ← null si no tiene cuenta</w:t>
+      </w:r>
+    </w:p>
+    <w:p>
+      <w:pPr>
+        <w:spacing w:before="60" w:after="60"/>
+      </w:pPr>
+      <w:r>
+        <w:t xml:space="preserve">    </w:t>
+      </w:r>
+    </w:p>
+    <w:p>
+      <w:pPr>
+        <w:spacing w:before="60" w:after="60"/>
+      </w:pPr>
+      <w:r>
+        <w:t xml:space="preserve">    gastos/                     ← subcolección</w:t>
+      </w:r>
+    </w:p>
+    <w:p>
+      <w:pPr>
+        <w:spacing w:before="60" w:after="60"/>
+      </w:pPr>
+      <w:r>
+        <w:lastRenderedPageBreak/>
+        <w:t xml:space="preserve">      {gastoId}/</w:t>
+      </w:r>
+    </w:p>
+    <w:p>
+      <w:pPr>
+        <w:spacing w:before="60" w:after="60"/>
+      </w:pPr>
+      <w:r>
+        <w:t xml:space="preserve">        concepto: "Supermercado"</w:t>
+      </w:r>
+    </w:p>
+    <w:p>
+      <w:pPr>
+        <w:spacing w:before="60" w:after="60"/>
+      </w:pPr>
+      <w:r>
+        <w:t xml:space="preserve">        importe: 45.60</w:t>
+      </w:r>
+    </w:p>
+    <w:p>
+      <w:pPr>
+        <w:spacing w:before="60" w:after="60"/>
+      </w:pPr>
+      <w:r>
+        <w:t xml:space="preserve">        pagadoPor: "participanteId_ana"</w:t>
+      </w:r>
+    </w:p>
+    <w:p>
+      <w:pPr>
+        <w:spacing w:before="60" w:after="60"/>
+      </w:pPr>
+      <w:r>
+        <w:t xml:space="preserve">        participantes: ["participanteId_ana", "participanteId_carlos"]</w:t>
+      </w:r>
+    </w:p>
+    <w:p>
+      <w:pPr>
+        <w:spacing w:before="60" w:after="60"/>
+      </w:pPr>
+      <w:r>
+        <w:t xml:space="preserve">        fecha: timestamp</w:t>
+      </w:r>
+    </w:p>
+    <w:p>
+      <w:pPr>
+        <w:spacing w:before="60" w:after="60"/>
+      </w:pPr>
+      <w:r>
+        <w:t xml:space="preserve">        creadoPor: "uid_ana"</w:t>
+      </w:r>
+    </w:p>
+    <w:p>
+      <w:pPr>
+        <w:spacing w:before="60" w:after="60"/>
+      </w:pPr>
+      <w:r>
+        <w:t xml:space="preserve">    </w:t>
+      </w:r>
+    </w:p>
+    <w:p>
+      <w:pPr>
+        <w:spacing w:before="60" w:after="60"/>
+      </w:pPr>
+      <w:r>
+        <w:t xml:space="preserve">    historial/                  ← subcolección</w:t>
+      </w:r>
+    </w:p>
+    <w:p>
+      <w:pPr>
+        <w:spacing w:before="60" w:after="60"/>
+      </w:pPr>
+      <w:r>
+        <w:t xml:space="preserve">      {entradaId}/</w:t>
+      </w:r>
+    </w:p>
+    <w:p>
+      <w:pPr>
+        <w:spacing w:before="60" w:after="60"/>
+      </w:pPr>
+      <w:r>
+        <w:t xml:space="preserve">        tipo: "gasto_añadido"</w:t>
+      </w:r>
+    </w:p>
+    <w:p>
+      <w:pPr>
+        <w:spacing w:before="60" w:after="60"/>
+      </w:pPr>
+      <w:r>
+        <w:t xml:space="preserve">        descripcion: "Gasto Supermercado de 45.60€ añadido"</w:t>
+      </w:r>
+    </w:p>
+    <w:p>
+      <w:pPr>
+        <w:spacing w:before="60" w:after="60"/>
+      </w:pPr>
+      <w:r>
+        <w:t xml:space="preserve">        autor: "uid_ana"</w:t>
+      </w:r>
+    </w:p>
+    <w:p>
+      <w:pPr>
+        <w:spacing w:before="60" w:after="60"/>
+      </w:pPr>
+      <w:r>
+        <w:t xml:space="preserve">        fecha: timestamp</w:t>
+      </w:r>
+    </w:p>
+    <w:p>
+      <w:pPr>
+        <w:spacing w:before="60" w:after="60"/>
+      </w:pPr>
+    </w:p>
+    <w:p>
+      <w:pPr>
+        <w:spacing w:before="60" w:after="60"/>
+      </w:pPr>
+      <w:r>
+        <w:t>invitaciones/</w:t>
+      </w:r>
+    </w:p>
+    <w:p>
+      <w:pPr>
+        <w:spacing w:before="60" w:after="60"/>
+      </w:pPr>
+      <w:r>
+        <w:t xml:space="preserve">  {invitacionId}/</w:t>
+      </w:r>
+    </w:p>
+    <w:p>
+      <w:pPr>
+        <w:spacing w:before="60" w:after="60"/>
+      </w:pPr>
+      <w:r>
+        <w:t xml:space="preserve">    grupoId: "grupoId_xyz"</w:t>
+      </w:r>
+    </w:p>
+    <w:p>
+      <w:pPr>
+        <w:spacing w:before="60" w:after="60"/>
+      </w:pPr>
+      <w:r>
+        <w:t xml:space="preserve">    grupoNombre: "Piso compartido"</w:t>
+      </w:r>
+    </w:p>
+    <w:p>
+      <w:pPr>
+        <w:spacing w:before="60" w:after="60"/>
+      </w:pPr>
+      <w:r>
+        <w:t xml:space="preserve">    emailDestino: "carlos@gmail.com"</w:t>
+      </w:r>
+    </w:p>
+    <w:p>
+      <w:pPr>
+        <w:spacing w:before="60" w:after="60"/>
+      </w:pPr>
+      <w:r>
+        <w:t xml:space="preserve">    invitadoPor: "uid_ana"</w:t>
+      </w:r>
+    </w:p>
+    <w:p>
+      <w:pPr>
+        <w:spacing w:before="60" w:after="60"/>
+      </w:pPr>
+      <w:r>
+        <w:t xml:space="preserve">    estado: "pendiente"         ← pendiente | aceptada | rechazada</w:t>
+      </w:r>
+    </w:p>
+    <w:p>
+      <w:pPr>
+        <w:spacing w:before="60" w:after="60"/>
+      </w:pPr>
+      <w:r>
+        <w:t xml:space="preserve">    creadoEn: timestamp</w:t>
+      </w:r>
     </w:p>
     <w:p>
       <w:pPr>
@@ -4821,90 +4408,40 @@
         <w:pStyle w:val="Ttulo2"/>
       </w:pPr>
       <w:r>
-        <w:t xml:space="preserve">5.1 Angular </w:t>
-      </w:r>
-      <w:proofErr w:type="spellStart"/>
-      <w:r>
-        <w:t>Signals</w:t>
-      </w:r>
-      <w:proofErr w:type="spellEnd"/>
-      <w:r>
-        <w:t xml:space="preserve"> vs. formularios reactivos</w:t>
-      </w:r>
-    </w:p>
-    <w:p>
-      <w:pPr>
-        <w:spacing w:before="60" w:after="60"/>
-        <w:rPr>
-          <w:color w:val="111827"/>
-        </w:rPr>
-      </w:pPr>
-      <w:r>
-        <w:rPr>
-          <w:color w:val="111827"/>
-        </w:rPr>
-        <w:t xml:space="preserve">Para el formulario de </w:t>
-      </w:r>
-      <w:proofErr w:type="spellStart"/>
-      <w:r>
-        <w:rPr>
-          <w:color w:val="111827"/>
-        </w:rPr>
-        <w:t>login</w:t>
-      </w:r>
-      <w:proofErr w:type="spellEnd"/>
-      <w:r>
-        <w:rPr>
-          <w:color w:val="111827"/>
-        </w:rPr>
-        <w:t xml:space="preserve"> se decidió utilizar </w:t>
-      </w:r>
-      <w:proofErr w:type="spellStart"/>
-      <w:r>
-        <w:rPr>
-          <w:color w:val="111827"/>
-        </w:rPr>
-        <w:t>signals</w:t>
-      </w:r>
-      <w:proofErr w:type="spellEnd"/>
-      <w:r>
-        <w:rPr>
-          <w:color w:val="111827"/>
-        </w:rPr>
-        <w:t xml:space="preserve"> en lugar de formularios reactivos. Al tratarse de un formulario muy sencillo, esta opción permite escribir menos código y resulta más directa.</w:t>
-      </w:r>
-    </w:p>
-    <w:p>
-      <w:pPr>
-        <w:spacing w:before="60" w:after="60"/>
-        <w:rPr>
-          <w:color w:val="111827"/>
-        </w:rPr>
-      </w:pPr>
-    </w:p>
-    <w:p>
-      <w:pPr>
-        <w:spacing w:before="60" w:after="60"/>
-      </w:pPr>
-      <w:r>
-        <w:rPr>
-          <w:color w:val="111827"/>
-        </w:rPr>
-        <w:t xml:space="preserve">De cara a futuras fases, donde habrá formularios más complejos (como la creación de gastos), no se descarta utilizar Reactive </w:t>
-      </w:r>
-      <w:proofErr w:type="spellStart"/>
-      <w:r>
-        <w:rPr>
-          <w:color w:val="111827"/>
-        </w:rPr>
-        <w:t>Forms</w:t>
-      </w:r>
-      <w:proofErr w:type="spellEnd"/>
-      <w:r>
-        <w:rPr>
-          <w:color w:val="111827"/>
-        </w:rPr>
-        <w:t xml:space="preserve"> si resulta más adecuado.</w:t>
+        <w:t>5.1 Angular Signals vs. formularios reactivos</w:t>
+      </w:r>
+    </w:p>
+    <w:p>
+      <w:pPr>
+        <w:spacing w:before="60" w:after="60"/>
+        <w:rPr>
+          <w:color w:val="111827"/>
+        </w:rPr>
+      </w:pPr>
+      <w:r>
+        <w:rPr>
+          <w:color w:val="111827"/>
+        </w:rPr>
+        <w:t>Para el formulario de login se decidió utilizar signals en lugar de formularios reactivos. Al tratarse de un formulario muy sencillo, esta opción permite escribir menos código y resulta más directa.</w:t>
+      </w:r>
+    </w:p>
+    <w:p>
+      <w:pPr>
+        <w:spacing w:before="60" w:after="60"/>
+        <w:rPr>
+          <w:color w:val="111827"/>
+        </w:rPr>
+      </w:pPr>
+    </w:p>
+    <w:p>
+      <w:pPr>
+        <w:spacing w:before="60" w:after="60"/>
+      </w:pPr>
+      <w:r>
+        <w:rPr>
+          <w:color w:val="111827"/>
+        </w:rPr>
+        <w:t>De cara a futuras fases, donde habrá formularios más complejos (como la creación de gastos), no se descarta utilizar Reactive Forms si resulta más adecuado.</w:t>
       </w:r>
     </w:p>
     <w:p>
@@ -4912,13 +4449,8 @@
         <w:pStyle w:val="Ttulo2"/>
       </w:pPr>
       <w:r>
-        <w:t xml:space="preserve">5.2 Componentes </w:t>
-      </w:r>
-      <w:proofErr w:type="spellStart"/>
-      <w:r>
-        <w:t>standalone</w:t>
-      </w:r>
-      <w:proofErr w:type="spellEnd"/>
+        <w:t>5.2 Componentes standalone</w:t>
+      </w:r>
     </w:p>
     <w:p>
       <w:pPr>
@@ -4928,35 +4460,7 @@
         <w:rPr>
           <w:color w:val="111827"/>
         </w:rPr>
-        <w:t xml:space="preserve">Se ha seguido el enfoque </w:t>
-      </w:r>
-      <w:proofErr w:type="spellStart"/>
-      <w:r>
-        <w:rPr>
-          <w:color w:val="111827"/>
-        </w:rPr>
-        <w:t>standalone</w:t>
-      </w:r>
-      <w:proofErr w:type="spellEnd"/>
-      <w:r>
-        <w:rPr>
-          <w:color w:val="111827"/>
-        </w:rPr>
-        <w:t xml:space="preserve"> para todos los componentes, que es el estándar en Angular 17+. Esto elimina la necesidad de </w:t>
-      </w:r>
-      <w:proofErr w:type="spellStart"/>
-      <w:r>
-        <w:rPr>
-          <w:color w:val="111827"/>
-        </w:rPr>
-        <w:t>NgModules</w:t>
-      </w:r>
-      <w:proofErr w:type="spellEnd"/>
-      <w:r>
-        <w:rPr>
-          <w:color w:val="111827"/>
-        </w:rPr>
-        <w:t xml:space="preserve"> y hace que cada componente sea autocontenido, lo que facilita la legibilidad y el mantenimiento del código.</w:t>
+        <w:t>Se ha seguido el enfoque standalone para todos los componentes, que es el estándar en Angular 17+. Esto elimina la necesidad de NgModules y hace que cada componente sea autocontenido, lo que facilita la legibilidad y el mantenimiento del código.</w:t>
       </w:r>
     </w:p>
     <w:p>
@@ -5028,29 +4532,7 @@
         <w:rPr>
           <w:color w:val="111827"/>
         </w:rPr>
-        <w:t xml:space="preserve">Textos: #e2e8f0 (principal) y </w:t>
-      </w:r>
-      <w:proofErr w:type="spellStart"/>
-      <w:proofErr w:type="gramStart"/>
-      <w:r>
-        <w:rPr>
-          <w:color w:val="111827"/>
-        </w:rPr>
-        <w:t>rgba</w:t>
-      </w:r>
-      <w:proofErr w:type="spellEnd"/>
-      <w:r>
-        <w:rPr>
-          <w:color w:val="111827"/>
-        </w:rPr>
-        <w:t>(</w:t>
-      </w:r>
-      <w:proofErr w:type="gramEnd"/>
-      <w:r>
-        <w:rPr>
-          <w:color w:val="111827"/>
-        </w:rPr>
-        <w:t>255,255,255,0.45-0.65) (secundarios).</w:t>
+        <w:t>Textos: #e2e8f0 (principal) y rgba(255,255,255,0.45-0.65) (secundarios).</w:t>
       </w:r>
     </w:p>
     <w:p>
@@ -5066,29 +4548,7 @@
         <w:rPr>
           <w:color w:val="111827"/>
         </w:rPr>
-        <w:t xml:space="preserve">Bordes: </w:t>
-      </w:r>
-      <w:proofErr w:type="spellStart"/>
-      <w:proofErr w:type="gramStart"/>
-      <w:r>
-        <w:rPr>
-          <w:color w:val="111827"/>
-        </w:rPr>
-        <w:t>rgba</w:t>
-      </w:r>
-      <w:proofErr w:type="spellEnd"/>
-      <w:r>
-        <w:rPr>
-          <w:color w:val="111827"/>
-        </w:rPr>
-        <w:t>(</w:t>
-      </w:r>
-      <w:proofErr w:type="gramEnd"/>
-      <w:r>
-        <w:rPr>
-          <w:color w:val="111827"/>
-        </w:rPr>
-        <w:t>255,255,255,0.07-0.12) para sutileza sin contraste excesivo.</w:t>
+        <w:t>Bordes: rgba(255,255,255,0.07-0.12) para sutileza sin contraste excesivo.</w:t>
       </w:r>
     </w:p>
     <w:p>
@@ -5121,21 +4581,7 @@
         <w:rPr>
           <w:color w:val="111827"/>
         </w:rPr>
-        <w:t xml:space="preserve">A </w:t>
-      </w:r>
-      <w:proofErr w:type="gramStart"/>
-      <w:r>
-        <w:rPr>
-          <w:color w:val="111827"/>
-        </w:rPr>
-        <w:t>continuación</w:t>
-      </w:r>
-      <w:proofErr w:type="gramEnd"/>
-      <w:r>
-        <w:rPr>
-          <w:color w:val="111827"/>
-        </w:rPr>
-        <w:t xml:space="preserve"> se detalla la planificación de las fases restantes del proyecto:</w:t>
+        <w:t>A continuación se detalla la planificación de las fases restantes del proyecto:</w:t>
       </w:r>
     </w:p>
     <w:p>
@@ -5212,35 +4658,7 @@
         <w:rPr>
           <w:color w:val="111827"/>
         </w:rPr>
-        <w:t xml:space="preserve">Almacenamiento en </w:t>
-      </w:r>
-      <w:proofErr w:type="spellStart"/>
-      <w:r>
-        <w:rPr>
-          <w:color w:val="111827"/>
-        </w:rPr>
-        <w:t>Firestore</w:t>
-      </w:r>
-      <w:proofErr w:type="spellEnd"/>
-      <w:r>
-        <w:rPr>
-          <w:color w:val="111827"/>
-        </w:rPr>
-        <w:t xml:space="preserve"> con estructura: colección grupos, </w:t>
-      </w:r>
-      <w:proofErr w:type="spellStart"/>
-      <w:r>
-        <w:rPr>
-          <w:color w:val="111827"/>
-        </w:rPr>
-        <w:t>subcolección</w:t>
-      </w:r>
-      <w:proofErr w:type="spellEnd"/>
-      <w:r>
-        <w:rPr>
-          <w:color w:val="111827"/>
-        </w:rPr>
-        <w:t xml:space="preserve"> participantes.</w:t>
+        <w:t>Almacenamiento en Firestore con estructura: colección grupos, subcolección participantes.</w:t>
       </w:r>
     </w:p>
     <w:p>
@@ -5452,35 +4870,7 @@
         <w:rPr>
           <w:color w:val="111827"/>
         </w:rPr>
-        <w:t xml:space="preserve">Integración con </w:t>
-      </w:r>
-      <w:proofErr w:type="spellStart"/>
-      <w:r>
-        <w:rPr>
-          <w:color w:val="111827"/>
-        </w:rPr>
-        <w:t>Ionic</w:t>
-      </w:r>
-      <w:proofErr w:type="spellEnd"/>
-      <w:r>
-        <w:rPr>
-          <w:color w:val="111827"/>
-        </w:rPr>
-        <w:t xml:space="preserve"> para generar la </w:t>
-      </w:r>
-      <w:proofErr w:type="gramStart"/>
-      <w:r>
-        <w:rPr>
-          <w:color w:val="111827"/>
-        </w:rPr>
-        <w:t>app</w:t>
-      </w:r>
-      <w:proofErr w:type="gramEnd"/>
-      <w:r>
-        <w:rPr>
-          <w:color w:val="111827"/>
-        </w:rPr>
-        <w:t xml:space="preserve"> móvil.</w:t>
+        <w:t>Integración con Ionic para generar la app móvil.</w:t>
       </w:r>
     </w:p>
     <w:p>
@@ -5496,21 +4886,7 @@
         <w:rPr>
           <w:color w:val="111827"/>
         </w:rPr>
-        <w:t xml:space="preserve">Despliegue en </w:t>
-      </w:r>
-      <w:proofErr w:type="spellStart"/>
-      <w:r>
-        <w:rPr>
-          <w:color w:val="111827"/>
-        </w:rPr>
-        <w:t>Firebase</w:t>
-      </w:r>
-      <w:proofErr w:type="spellEnd"/>
-      <w:r>
-        <w:rPr>
-          <w:color w:val="111827"/>
-        </w:rPr>
-        <w:t xml:space="preserve"> Hosting.</w:t>
+        <w:t>Despliegue en Firebase Hosting.</w:t>
       </w:r>
     </w:p>
     <w:p>
@@ -5547,7 +4923,6 @@
         </w:pBdr>
       </w:pPr>
       <w:r>
-        <w:lastRenderedPageBreak/>
         <w:t>7. Conclusiones parciales</w:t>
       </w:r>
     </w:p>
@@ -5584,35 +4959,7 @@
         <w:rPr>
           <w:color w:val="111827"/>
         </w:rPr>
-        <w:t xml:space="preserve">El uso de Angular ha permitido estructurar el proyecto de forma clara desde el principio, mientras que </w:t>
-      </w:r>
-      <w:proofErr w:type="spellStart"/>
-      <w:r>
-        <w:rPr>
-          <w:color w:val="111827"/>
-        </w:rPr>
-        <w:t>Firebase</w:t>
-      </w:r>
-      <w:proofErr w:type="spellEnd"/>
-      <w:r>
-        <w:rPr>
-          <w:color w:val="111827"/>
-        </w:rPr>
-        <w:t xml:space="preserve"> ha simplificado la parte de autenticación, evitando tener que implementar un </w:t>
-      </w:r>
-      <w:proofErr w:type="spellStart"/>
-      <w:r>
-        <w:rPr>
-          <w:color w:val="111827"/>
-        </w:rPr>
-        <w:t>backend</w:t>
-      </w:r>
-      <w:proofErr w:type="spellEnd"/>
-      <w:r>
-        <w:rPr>
-          <w:color w:val="111827"/>
-        </w:rPr>
-        <w:t xml:space="preserve"> propio.</w:t>
+        <w:t>El uso de Angular ha permitido estructurar el proyecto de forma clara desde el principio, mientras que Firebase ha simplificado la parte de autenticación, evitando tener que implementar un backend propio.</w:t>
       </w:r>
     </w:p>
     <w:p>
@@ -5787,51 +5134,13 @@
       </w:pBdr>
       <w:spacing w:after="100"/>
     </w:pPr>
-    <w:proofErr w:type="spellStart"/>
-    <w:proofErr w:type="gramStart"/>
     <w:r>
       <w:rPr>
         <w:color w:val="9CA3AF"/>
         <w:sz w:val="18"/>
         <w:szCs w:val="18"/>
       </w:rPr>
-      <w:t>SplitGroup</w:t>
-    </w:r>
-    <w:proofErr w:type="spellEnd"/>
-    <w:r>
-      <w:rPr>
-        <w:color w:val="9CA3AF"/>
-        <w:sz w:val="18"/>
-        <w:szCs w:val="18"/>
-      </w:rPr>
-      <w:t xml:space="preserve">  |</w:t>
-    </w:r>
-    <w:proofErr w:type="gramEnd"/>
-    <w:r>
-      <w:rPr>
-        <w:color w:val="9CA3AF"/>
-        <w:sz w:val="18"/>
-        <w:szCs w:val="18"/>
-      </w:rPr>
-      <w:t xml:space="preserve">  Documentación de </w:t>
-    </w:r>
-    <w:proofErr w:type="gramStart"/>
-    <w:r>
-      <w:rPr>
-        <w:color w:val="9CA3AF"/>
-        <w:sz w:val="18"/>
-        <w:szCs w:val="18"/>
-      </w:rPr>
-      <w:t>desarrollo  —</w:t>
-    </w:r>
-    <w:proofErr w:type="gramEnd"/>
-    <w:r>
-      <w:rPr>
-        <w:color w:val="9CA3AF"/>
-        <w:sz w:val="18"/>
-        <w:szCs w:val="18"/>
-      </w:rPr>
-      <w:t xml:space="preserve">  TFG DAM 2025-2026</w:t>
+      <w:t>SplitGroup  |  Documentación de desarrollo  —  TFG DAM 2025-2026</w:t>
     </w:r>
   </w:p>
 </w:hdr>
@@ -6994,6 +6303,7 @@
   </w:style>
   <w:style w:type="paragraph" w:styleId="Ttulo3">
     <w:name w:val="heading 3"/>
+    <w:link w:val="Ttulo3Car"/>
     <w:uiPriority w:val="9"/>
     <w:unhideWhenUsed/>
     <w:qFormat/>
@@ -7164,6 +6474,18 @@
     <w:rPr>
       <w:sz w:val="20"/>
       <w:szCs w:val="20"/>
+    </w:rPr>
+  </w:style>
+  <w:style w:type="character" w:customStyle="1" w:styleId="Ttulo3Car">
+    <w:name w:val="Título 3 Car"/>
+    <w:basedOn w:val="Fuentedeprrafopredeter"/>
+    <w:link w:val="Ttulo3"/>
+    <w:uiPriority w:val="9"/>
+    <w:rsid w:val="00B02DAE"/>
+    <w:rPr>
+      <w:b/>
+      <w:bCs/>
+      <w:color w:val="111827"/>
     </w:rPr>
   </w:style>
 </w:styles>
